--- a/docs/antigas/Lista03_2021.docx
+++ b/docs/antigas/Lista03_2021.docx
@@ -1,6 +1,6 @@
 
 <file path=word/document.xml><?xml version="1.0" encoding="utf-8"?>
-<w:document xmlns:wpc="http://schemas.microsoft.com/office/word/2010/wordprocessingCanvas" xmlns:mc="http://schemas.openxmlformats.org/markup-compatibility/2006" xmlns:o="urn:schemas-microsoft-com:office:office" xmlns:r="http://schemas.openxmlformats.org/officeDocument/2006/relationships" xmlns:m="http://schemas.openxmlformats.org/officeDocument/2006/math" xmlns:v="urn:schemas-microsoft-com:vml" xmlns:wp14="http://schemas.microsoft.com/office/word/2010/wordprocessingDrawing" xmlns:wp="http://schemas.openxmlformats.org/drawingml/2006/wordprocessingDrawing" xmlns:w10="urn:schemas-microsoft-com:office:word" xmlns:w="http://schemas.openxmlformats.org/wordprocessingml/2006/main" xmlns:w14="http://schemas.microsoft.com/office/word/2010/wordml" xmlns:w15="http://schemas.microsoft.com/office/word/2012/wordml" xmlns:wpg="http://schemas.microsoft.com/office/word/2010/wordprocessingGroup" xmlns:wpi="http://schemas.microsoft.com/office/word/2010/wordprocessingInk" xmlns:wne="http://schemas.microsoft.com/office/word/2006/wordml" xmlns:wps="http://schemas.microsoft.com/office/word/2010/wordprocessingShape" mc:Ignorable="w14 w15 wp14">
+<w:document xmlns:wpc="http://schemas.microsoft.com/office/word/2010/wordprocessingCanvas" xmlns:cx="http://schemas.microsoft.com/office/drawing/2014/chartex" xmlns:cx1="http://schemas.microsoft.com/office/drawing/2015/9/8/chartex" xmlns:cx2="http://schemas.microsoft.com/office/drawing/2015/10/21/chartex" xmlns:cx3="http://schemas.microsoft.com/office/drawing/2016/5/9/chartex" xmlns:cx4="http://schemas.microsoft.com/office/drawing/2016/5/10/chartex" xmlns:cx5="http://schemas.microsoft.com/office/drawing/2016/5/11/chartex" xmlns:cx6="http://schemas.microsoft.com/office/drawing/2016/5/12/chartex" xmlns:cx7="http://schemas.microsoft.com/office/drawing/2016/5/13/chartex" xmlns:cx8="http://schemas.microsoft.com/office/drawing/2016/5/14/chartex" xmlns:mc="http://schemas.openxmlformats.org/markup-compatibility/2006" xmlns:aink="http://schemas.microsoft.com/office/drawing/2016/ink" xmlns:am3d="http://schemas.microsoft.com/office/drawing/2017/model3d" xmlns:o="urn:schemas-microsoft-com:office:office" xmlns:oel="http://schemas.microsoft.com/office/2019/extlst" xmlns:r="http://schemas.openxmlformats.org/officeDocument/2006/relationships" xmlns:m="http://schemas.openxmlformats.org/officeDocument/2006/math" xmlns:v="urn:schemas-microsoft-com:vml" xmlns:wp14="http://schemas.microsoft.com/office/word/2010/wordprocessingDrawing" xmlns:wp="http://schemas.openxmlformats.org/drawingml/2006/wordprocessingDrawing" xmlns:w10="urn:schemas-microsoft-com:office:word" xmlns:w="http://schemas.openxmlformats.org/wordprocessingml/2006/main" xmlns:w14="http://schemas.microsoft.com/office/word/2010/wordml" xmlns:w15="http://schemas.microsoft.com/office/word/2012/wordml" xmlns:w16cex="http://schemas.microsoft.com/office/word/2018/wordml/cex" xmlns:w16cid="http://schemas.microsoft.com/office/word/2016/wordml/cid" xmlns:w16="http://schemas.microsoft.com/office/word/2018/wordml" xmlns:w16du="http://schemas.microsoft.com/office/word/2023/wordml/word16du" xmlns:w16sdtdh="http://schemas.microsoft.com/office/word/2020/wordml/sdtdatahash" xmlns:w16sdtfl="http://schemas.microsoft.com/office/word/2024/wordml/sdtformatlock" xmlns:w16se="http://schemas.microsoft.com/office/word/2015/wordml/symex" xmlns:wpg="http://schemas.microsoft.com/office/word/2010/wordprocessingGroup" xmlns:wpi="http://schemas.microsoft.com/office/word/2010/wordprocessingInk" xmlns:wne="http://schemas.microsoft.com/office/word/2006/wordml" xmlns:wps="http://schemas.microsoft.com/office/word/2010/wordprocessingShape" mc:Ignorable="w14 w15 w16se w16cid w16 w16cex w16sdtdh w16sdtfl w16du wp14">
   <w:body>
     <w:p>
       <w:pPr>
@@ -14,7 +14,7 @@
         <mc:AlternateContent>
           <mc:Choice Requires="wps">
             <w:drawing>
-              <wp:anchor distT="0" distB="0" distL="114300" distR="114300" simplePos="0" relativeHeight="251657728" behindDoc="0" locked="0" layoutInCell="1" allowOverlap="1">
+              <wp:anchor distT="0" distB="0" distL="114300" distR="114300" simplePos="0" relativeHeight="251657728" behindDoc="0" locked="0" layoutInCell="1" allowOverlap="1" wp14:anchorId="592B5EAF" wp14:editId="6FDC4C84">
                 <wp:simplePos x="0" y="0"/>
                 <wp:positionH relativeFrom="column">
                   <wp:posOffset>1171169</wp:posOffset>
@@ -224,7 +224,7 @@
         <mc:AlternateContent>
           <mc:Choice Requires="wpg">
             <w:drawing>
-              <wp:anchor distT="0" distB="0" distL="114300" distR="114300" simplePos="0" relativeHeight="251658752" behindDoc="0" locked="0" layoutInCell="1" allowOverlap="1">
+              <wp:anchor distT="0" distB="0" distL="114300" distR="114300" simplePos="0" relativeHeight="251658752" behindDoc="0" locked="0" layoutInCell="1" allowOverlap="1" wp14:anchorId="71706833" wp14:editId="005A5D4C">
                 <wp:simplePos x="0" y="0"/>
                 <wp:positionH relativeFrom="column">
                   <wp:posOffset>815340</wp:posOffset>
@@ -741,7 +741,7 @@
         <mc:AlternateContent>
           <mc:Choice Requires="wps">
             <w:drawing>
-              <wp:anchor distT="0" distB="0" distL="114300" distR="114300" simplePos="0" relativeHeight="251656704" behindDoc="0" locked="0" layoutInCell="1" allowOverlap="1">
+              <wp:anchor distT="0" distB="0" distL="114300" distR="114300" simplePos="0" relativeHeight="251656704" behindDoc="0" locked="0" layoutInCell="1" allowOverlap="1" wp14:anchorId="25B9EE53" wp14:editId="68F8A517">
                 <wp:simplePos x="0" y="0"/>
                 <wp:positionH relativeFrom="column">
                   <wp:posOffset>-135255</wp:posOffset>
@@ -806,7 +806,6 @@
                                 <w:sz w:val="44"/>
                               </w:rPr>
                             </w:pPr>
-                            <w:proofErr w:type="gramStart"/>
                             <w:r>
                               <w:rPr>
                                 <w:rFonts w:ascii="Arial" w:hAnsi="Arial" w:cs="Arial"/>
@@ -816,7 +815,6 @@
                               </w:rPr>
                               <w:t>unesp</w:t>
                             </w:r>
-                            <w:proofErr w:type="gramEnd"/>
                           </w:p>
                         </w:txbxContent>
                       </wps:txbx>
@@ -932,7 +930,6 @@
           <w:szCs w:val="24"/>
         </w:rPr>
       </w:pPr>
-      <w:proofErr w:type="gramStart"/>
       <w:r>
         <w:rPr>
           <w:b w:val="0"/>
@@ -955,16 +952,7 @@
           <w:sz w:val="24"/>
           <w:szCs w:val="24"/>
         </w:rPr>
-        <w:t xml:space="preserve"> Os</w:t>
-      </w:r>
-      <w:proofErr w:type="gramEnd"/>
-      <w:r>
-        <w:rPr>
-          <w:b w:val="0"/>
-          <w:sz w:val="24"/>
-          <w:szCs w:val="24"/>
-        </w:rPr>
-        <w:t xml:space="preserve"> dados abaixo são referentes à faixa etária</w:t>
+        <w:t xml:space="preserve"> Os dados abaixo são referentes à faixa etária</w:t>
       </w:r>
       <w:r>
         <w:rPr>
@@ -1027,7 +1015,6 @@
               <w:bottom w:val="single" w:sz="4" w:space="0" w:color="auto"/>
               <w:right w:val="nil"/>
             </w:tcBorders>
-            <w:shd w:val="clear" w:color="auto" w:fill="auto"/>
             <w:noWrap/>
             <w:vAlign w:val="bottom"/>
             <w:hideMark/>
@@ -1062,7 +1049,6 @@
               <w:bottom w:val="single" w:sz="4" w:space="0" w:color="auto"/>
               <w:right w:val="nil"/>
             </w:tcBorders>
-            <w:shd w:val="clear" w:color="auto" w:fill="auto"/>
             <w:noWrap/>
             <w:vAlign w:val="bottom"/>
             <w:hideMark/>
@@ -1104,7 +1090,6 @@
               </w:rPr>
               <w:t xml:space="preserve"> (</w:t>
             </w:r>
-            <w:proofErr w:type="spellStart"/>
             <w:r>
               <w:rPr>
                 <w:rFonts w:ascii="Book Antiqua" w:hAnsi="Book Antiqua"/>
@@ -1132,7 +1117,6 @@
               </w:rPr>
               <w:t>i</w:t>
             </w:r>
-            <w:proofErr w:type="spellEnd"/>
             <w:r>
               <w:rPr>
                 <w:rFonts w:ascii="Book Antiqua" w:hAnsi="Book Antiqua"/>
@@ -1159,7 +1143,6 @@
               <w:bottom w:val="nil"/>
               <w:right w:val="nil"/>
             </w:tcBorders>
-            <w:shd w:val="clear" w:color="auto" w:fill="auto"/>
             <w:noWrap/>
             <w:vAlign w:val="bottom"/>
             <w:hideMark/>
@@ -1194,7 +1177,6 @@
               <w:bottom w:val="nil"/>
               <w:right w:val="nil"/>
             </w:tcBorders>
-            <w:shd w:val="clear" w:color="auto" w:fill="auto"/>
             <w:noWrap/>
             <w:vAlign w:val="bottom"/>
             <w:hideMark/>
@@ -1235,7 +1217,6 @@
               <w:bottom w:val="nil"/>
               <w:right w:val="nil"/>
             </w:tcBorders>
-            <w:shd w:val="clear" w:color="auto" w:fill="auto"/>
             <w:noWrap/>
             <w:vAlign w:val="bottom"/>
             <w:hideMark/>
@@ -1270,7 +1251,6 @@
               <w:bottom w:val="nil"/>
               <w:right w:val="nil"/>
             </w:tcBorders>
-            <w:shd w:val="clear" w:color="auto" w:fill="auto"/>
             <w:noWrap/>
             <w:vAlign w:val="bottom"/>
             <w:hideMark/>
@@ -1311,7 +1291,6 @@
               <w:bottom w:val="nil"/>
               <w:right w:val="nil"/>
             </w:tcBorders>
-            <w:shd w:val="clear" w:color="auto" w:fill="auto"/>
             <w:noWrap/>
             <w:vAlign w:val="bottom"/>
             <w:hideMark/>
@@ -1346,7 +1325,6 @@
               <w:bottom w:val="nil"/>
               <w:right w:val="nil"/>
             </w:tcBorders>
-            <w:shd w:val="clear" w:color="auto" w:fill="auto"/>
             <w:noWrap/>
             <w:vAlign w:val="bottom"/>
             <w:hideMark/>
@@ -1387,7 +1365,6 @@
               <w:bottom w:val="nil"/>
               <w:right w:val="nil"/>
             </w:tcBorders>
-            <w:shd w:val="clear" w:color="auto" w:fill="auto"/>
             <w:noWrap/>
             <w:vAlign w:val="bottom"/>
             <w:hideMark/>
@@ -1422,7 +1399,6 @@
               <w:bottom w:val="nil"/>
               <w:right w:val="nil"/>
             </w:tcBorders>
-            <w:shd w:val="clear" w:color="auto" w:fill="auto"/>
             <w:noWrap/>
             <w:vAlign w:val="bottom"/>
             <w:hideMark/>
@@ -1463,7 +1439,6 @@
               <w:bottom w:val="single" w:sz="4" w:space="0" w:color="auto"/>
               <w:right w:val="nil"/>
             </w:tcBorders>
-            <w:shd w:val="clear" w:color="auto" w:fill="auto"/>
             <w:noWrap/>
             <w:vAlign w:val="bottom"/>
             <w:hideMark/>
@@ -1498,7 +1473,6 @@
               <w:bottom w:val="single" w:sz="4" w:space="0" w:color="auto"/>
               <w:right w:val="nil"/>
             </w:tcBorders>
-            <w:shd w:val="clear" w:color="auto" w:fill="auto"/>
             <w:noWrap/>
             <w:vAlign w:val="bottom"/>
             <w:hideMark/>
@@ -1539,7 +1513,6 @@
               <w:bottom w:val="single" w:sz="4" w:space="0" w:color="auto"/>
               <w:right w:val="nil"/>
             </w:tcBorders>
-            <w:shd w:val="clear" w:color="auto" w:fill="auto"/>
             <w:noWrap/>
             <w:vAlign w:val="bottom"/>
             <w:hideMark/>
@@ -1574,7 +1547,6 @@
               <w:bottom w:val="single" w:sz="4" w:space="0" w:color="auto"/>
               <w:right w:val="nil"/>
             </w:tcBorders>
-            <w:shd w:val="clear" w:color="auto" w:fill="auto"/>
             <w:noWrap/>
             <w:vAlign w:val="bottom"/>
             <w:hideMark/>
@@ -1617,293 +1589,763 @@
         </w:rPr>
         <w:t xml:space="preserve">a) </w:t>
       </w:r>
-      <w:r>
-        <w:rPr>
-          <w:position w:val="-28"/>
+      <m:oMath>
+        <m:nary>
+          <m:naryPr>
+            <m:chr m:val="∑"/>
+            <m:ctrlPr>
+              <w:rPr>
+                <w:rFonts w:ascii="Cambria Math"/>
+                <w:i/>
+                <w:sz w:val="24"/>
+                <w:szCs w:val="24"/>
+              </w:rPr>
+            </m:ctrlPr>
+          </m:naryPr>
+          <m:sub>
+            <m:r>
+              <m:rPr>
+                <m:sty m:val="bi"/>
+              </m:rPr>
+              <w:rPr>
+                <w:rFonts w:ascii="Cambria Math"/>
+                <w:sz w:val="24"/>
+                <w:szCs w:val="24"/>
+              </w:rPr>
+              <m:t>i</m:t>
+            </m:r>
+            <m:r>
+              <m:rPr>
+                <m:sty m:val="bi"/>
+              </m:rPr>
+              <w:rPr>
+                <w:rFonts w:ascii="Cambria Math"/>
+                <w:sz w:val="24"/>
+                <w:szCs w:val="24"/>
+              </w:rPr>
+              <m:t>=1</m:t>
+            </m:r>
+          </m:sub>
+          <m:sup>
+            <m:r>
+              <m:rPr>
+                <m:sty m:val="bi"/>
+              </m:rPr>
+              <w:rPr>
+                <w:rFonts w:ascii="Cambria Math"/>
+                <w:sz w:val="24"/>
+                <w:szCs w:val="24"/>
+              </w:rPr>
+              <m:t>n</m:t>
+            </m:r>
+          </m:sup>
+          <m:e>
+            <m:sSub>
+              <m:sSubPr>
+                <m:ctrlPr>
+                  <w:rPr>
+                    <w:rFonts w:ascii="Cambria Math"/>
+                    <w:i/>
+                    <w:sz w:val="24"/>
+                    <w:szCs w:val="24"/>
+                  </w:rPr>
+                </m:ctrlPr>
+              </m:sSubPr>
+              <m:e>
+                <m:r>
+                  <m:rPr>
+                    <m:sty m:val="bi"/>
+                  </m:rPr>
+                  <w:rPr>
+                    <w:rFonts w:ascii="Cambria Math"/>
+                    <w:sz w:val="24"/>
+                    <w:szCs w:val="24"/>
+                  </w:rPr>
+                  <m:t>x</m:t>
+                </m:r>
+              </m:e>
+              <m:sub>
+                <m:r>
+                  <m:rPr>
+                    <m:sty m:val="bi"/>
+                  </m:rPr>
+                  <w:rPr>
+                    <w:rFonts w:ascii="Cambria Math"/>
+                    <w:sz w:val="24"/>
+                    <w:szCs w:val="24"/>
+                  </w:rPr>
+                  <m:t>i</m:t>
+                </m:r>
+              </m:sub>
+            </m:sSub>
+            <m:ctrlPr>
+              <w:rPr>
+                <w:rFonts w:ascii="Cambria Math" w:hAnsi="Cambria Math"/>
+                <w:i/>
+                <w:sz w:val="24"/>
+                <w:szCs w:val="24"/>
+              </w:rPr>
+            </m:ctrlPr>
+          </m:e>
+        </m:nary>
+      </m:oMath>
+      <w:r>
+        <w:rPr>
           <w:sz w:val="24"/>
           <w:szCs w:val="24"/>
         </w:rPr>
-        <w:object w:dxaOrig="540" w:dyaOrig="680">
-          <v:shapetype id="_x0000_t75" coordsize="21600,21600" o:spt="75" o:preferrelative="t" path="m@4@5l@4@11@9@11@9@5xe" filled="f" stroked="f">
-            <v:stroke joinstyle="miter"/>
-            <v:formulas>
-              <v:f eqn="if lineDrawn pixelLineWidth 0"/>
-              <v:f eqn="sum @0 1 0"/>
-              <v:f eqn="sum 0 0 @1"/>
-              <v:f eqn="prod @2 1 2"/>
-              <v:f eqn="prod @3 21600 pixelWidth"/>
-              <v:f eqn="prod @3 21600 pixelHeight"/>
-              <v:f eqn="sum @0 0 1"/>
-              <v:f eqn="prod @6 1 2"/>
-              <v:f eqn="prod @7 21600 pixelWidth"/>
-              <v:f eqn="sum @8 21600 0"/>
-              <v:f eqn="prod @7 21600 pixelHeight"/>
-              <v:f eqn="sum @10 21600 0"/>
-            </v:formulas>
-            <v:path o:extrusionok="f" gradientshapeok="t" o:connecttype="rect"/>
-            <o:lock v:ext="edit" aspectratio="t"/>
-          </v:shapetype>
-          <v:shape id="_x0000_i1025" type="#_x0000_t75" style="width:23.25pt;height:29.25pt" o:ole="">
-            <v:imagedata r:id="rId5" o:title=""/>
-          </v:shape>
-          <o:OLEObject Type="Embed" ProgID="Equation.3" ShapeID="_x0000_i1025" DrawAspect="Content" ObjectID="_1680944775" r:id="rId6"/>
-        </w:object>
+        <w:tab/>
       </w:r>
       <w:r>
         <w:rPr>
           <w:sz w:val="24"/>
           <w:szCs w:val="24"/>
         </w:rPr>
-        <w:tab/>
+        <w:t xml:space="preserve">   </w:t>
       </w:r>
       <w:r>
         <w:rPr>
           <w:sz w:val="24"/>
           <w:szCs w:val="24"/>
         </w:rPr>
-        <w:t xml:space="preserve">   </w:t>
-      </w:r>
+        <w:t xml:space="preserve">b) </w:t>
+      </w:r>
+      <m:oMath>
+        <m:nary>
+          <m:naryPr>
+            <m:chr m:val="∑"/>
+            <m:ctrlPr>
+              <w:rPr>
+                <w:rFonts w:ascii="Cambria Math"/>
+                <w:i/>
+                <w:sz w:val="24"/>
+                <w:szCs w:val="24"/>
+              </w:rPr>
+            </m:ctrlPr>
+          </m:naryPr>
+          <m:sub>
+            <m:r>
+              <m:rPr>
+                <m:sty m:val="bi"/>
+              </m:rPr>
+              <w:rPr>
+                <w:rFonts w:ascii="Cambria Math"/>
+                <w:sz w:val="24"/>
+                <w:szCs w:val="24"/>
+              </w:rPr>
+              <m:t>i</m:t>
+            </m:r>
+            <m:r>
+              <m:rPr>
+                <m:sty m:val="bi"/>
+              </m:rPr>
+              <w:rPr>
+                <w:rFonts w:ascii="Cambria Math"/>
+                <w:sz w:val="24"/>
+                <w:szCs w:val="24"/>
+              </w:rPr>
+              <m:t>=1</m:t>
+            </m:r>
+          </m:sub>
+          <m:sup>
+            <m:r>
+              <m:rPr>
+                <m:sty m:val="bi"/>
+              </m:rPr>
+              <w:rPr>
+                <w:rFonts w:ascii="Cambria Math"/>
+                <w:sz w:val="24"/>
+                <w:szCs w:val="24"/>
+              </w:rPr>
+              <m:t>n</m:t>
+            </m:r>
+          </m:sup>
+          <m:e>
+            <m:sSubSup>
+              <m:sSubSupPr>
+                <m:ctrlPr>
+                  <w:rPr>
+                    <w:rFonts w:ascii="Cambria Math"/>
+                    <w:i/>
+                    <w:sz w:val="24"/>
+                    <w:szCs w:val="24"/>
+                  </w:rPr>
+                </m:ctrlPr>
+              </m:sSubSupPr>
+              <m:e>
+                <m:r>
+                  <m:rPr>
+                    <m:sty m:val="bi"/>
+                  </m:rPr>
+                  <w:rPr>
+                    <w:rFonts w:ascii="Cambria Math"/>
+                    <w:sz w:val="24"/>
+                    <w:szCs w:val="24"/>
+                  </w:rPr>
+                  <m:t>x</m:t>
+                </m:r>
+              </m:e>
+              <m:sub>
+                <m:r>
+                  <m:rPr>
+                    <m:sty m:val="bi"/>
+                  </m:rPr>
+                  <w:rPr>
+                    <w:rFonts w:ascii="Cambria Math"/>
+                    <w:sz w:val="24"/>
+                    <w:szCs w:val="24"/>
+                  </w:rPr>
+                  <m:t>i</m:t>
+                </m:r>
+              </m:sub>
+              <m:sup>
+                <m:r>
+                  <m:rPr>
+                    <m:sty m:val="bi"/>
+                  </m:rPr>
+                  <w:rPr>
+                    <w:rFonts w:ascii="Cambria Math"/>
+                    <w:sz w:val="24"/>
+                    <w:szCs w:val="24"/>
+                  </w:rPr>
+                  <m:t>2</m:t>
+                </m:r>
+              </m:sup>
+            </m:sSubSup>
+            <m:ctrlPr>
+              <w:rPr>
+                <w:rFonts w:ascii="Cambria Math" w:hAnsi="Cambria Math"/>
+                <w:i/>
+                <w:sz w:val="24"/>
+                <w:szCs w:val="24"/>
+              </w:rPr>
+            </m:ctrlPr>
+          </m:e>
+        </m:nary>
+      </m:oMath>
       <w:r>
         <w:rPr>
           <w:sz w:val="24"/>
           <w:szCs w:val="24"/>
         </w:rPr>
-        <w:t xml:space="preserve">b) </w:t>
-      </w:r>
-      <w:r>
-        <w:rPr>
-          <w:position w:val="-28"/>
+        <w:tab/>
+      </w:r>
+      <w:r>
+        <w:rPr>
           <w:sz w:val="24"/>
           <w:szCs w:val="24"/>
         </w:rPr>
-        <w:object w:dxaOrig="600" w:dyaOrig="680">
-          <v:shape id="_x0000_i1026" type="#_x0000_t75" style="width:26.25pt;height:29.25pt" o:ole="">
-            <v:imagedata r:id="rId7" o:title=""/>
-          </v:shape>
-          <o:OLEObject Type="Embed" ProgID="Equation.3" ShapeID="_x0000_i1026" DrawAspect="Content" ObjectID="_1680944776" r:id="rId8"/>
-        </w:object>
+        <w:t xml:space="preserve">         </w:t>
       </w:r>
       <w:r>
         <w:rPr>
           <w:sz w:val="24"/>
           <w:szCs w:val="24"/>
         </w:rPr>
-        <w:tab/>
-      </w:r>
+        <w:t xml:space="preserve">c) </w:t>
+      </w:r>
+      <m:oMath>
+        <m:sSup>
+          <m:sSupPr>
+            <m:ctrlPr>
+              <w:rPr>
+                <w:rFonts w:ascii="Cambria Math"/>
+                <w:i/>
+                <w:sz w:val="24"/>
+                <w:szCs w:val="24"/>
+              </w:rPr>
+            </m:ctrlPr>
+          </m:sSupPr>
+          <m:e>
+            <m:d>
+              <m:dPr>
+                <m:ctrlPr>
+                  <w:rPr>
+                    <w:rFonts w:ascii="Cambria Math"/>
+                    <w:i/>
+                    <w:sz w:val="24"/>
+                    <w:szCs w:val="24"/>
+                  </w:rPr>
+                </m:ctrlPr>
+              </m:dPr>
+              <m:e>
+                <m:nary>
+                  <m:naryPr>
+                    <m:chr m:val="∑"/>
+                    <m:ctrlPr>
+                      <w:rPr>
+                        <w:rFonts w:ascii="Cambria Math"/>
+                        <w:i/>
+                        <w:sz w:val="24"/>
+                        <w:szCs w:val="24"/>
+                      </w:rPr>
+                    </m:ctrlPr>
+                  </m:naryPr>
+                  <m:sub>
+                    <m:r>
+                      <m:rPr>
+                        <m:sty m:val="bi"/>
+                      </m:rPr>
+                      <w:rPr>
+                        <w:rFonts w:ascii="Cambria Math"/>
+                        <w:sz w:val="24"/>
+                        <w:szCs w:val="24"/>
+                      </w:rPr>
+                      <m:t>i</m:t>
+                    </m:r>
+                    <m:r>
+                      <m:rPr>
+                        <m:sty m:val="bi"/>
+                      </m:rPr>
+                      <w:rPr>
+                        <w:rFonts w:ascii="Cambria Math"/>
+                        <w:sz w:val="24"/>
+                        <w:szCs w:val="24"/>
+                      </w:rPr>
+                      <m:t>=1</m:t>
+                    </m:r>
+                  </m:sub>
+                  <m:sup>
+                    <m:r>
+                      <m:rPr>
+                        <m:sty m:val="bi"/>
+                      </m:rPr>
+                      <w:rPr>
+                        <w:rFonts w:ascii="Cambria Math"/>
+                        <w:sz w:val="24"/>
+                        <w:szCs w:val="24"/>
+                      </w:rPr>
+                      <m:t>n</m:t>
+                    </m:r>
+                  </m:sup>
+                  <m:e>
+                    <m:sSub>
+                      <m:sSubPr>
+                        <m:ctrlPr>
+                          <w:rPr>
+                            <w:rFonts w:ascii="Cambria Math"/>
+                            <w:i/>
+                            <w:sz w:val="24"/>
+                            <w:szCs w:val="24"/>
+                          </w:rPr>
+                        </m:ctrlPr>
+                      </m:sSubPr>
+                      <m:e>
+                        <m:r>
+                          <m:rPr>
+                            <m:sty m:val="bi"/>
+                          </m:rPr>
+                          <w:rPr>
+                            <w:rFonts w:ascii="Cambria Math"/>
+                            <w:sz w:val="24"/>
+                            <w:szCs w:val="24"/>
+                          </w:rPr>
+                          <m:t>x</m:t>
+                        </m:r>
+                      </m:e>
+                      <m:sub>
+                        <m:r>
+                          <m:rPr>
+                            <m:sty m:val="bi"/>
+                          </m:rPr>
+                          <w:rPr>
+                            <w:rFonts w:ascii="Cambria Math"/>
+                            <w:sz w:val="24"/>
+                            <w:szCs w:val="24"/>
+                          </w:rPr>
+                          <m:t>i</m:t>
+                        </m:r>
+                      </m:sub>
+                    </m:sSub>
+                    <m:ctrlPr>
+                      <w:rPr>
+                        <w:rFonts w:ascii="Cambria Math" w:hAnsi="Cambria Math"/>
+                        <w:i/>
+                        <w:sz w:val="24"/>
+                        <w:szCs w:val="24"/>
+                      </w:rPr>
+                    </m:ctrlPr>
+                  </m:e>
+                </m:nary>
+                <m:ctrlPr>
+                  <w:rPr>
+                    <w:rFonts w:ascii="Cambria Math" w:hAnsi="Cambria Math"/>
+                    <w:i/>
+                    <w:sz w:val="24"/>
+                    <w:szCs w:val="24"/>
+                  </w:rPr>
+                </m:ctrlPr>
+              </m:e>
+            </m:d>
+          </m:e>
+          <m:sup>
+            <m:r>
+              <m:rPr>
+                <m:sty m:val="bi"/>
+              </m:rPr>
+              <w:rPr>
+                <w:rFonts w:ascii="Cambria Math"/>
+                <w:sz w:val="24"/>
+                <w:szCs w:val="24"/>
+              </w:rPr>
+              <m:t>2</m:t>
+            </m:r>
+          </m:sup>
+        </m:sSup>
+      </m:oMath>
       <w:r>
         <w:rPr>
           <w:sz w:val="24"/>
           <w:szCs w:val="24"/>
         </w:rPr>
-        <w:t xml:space="preserve">         </w:t>
-      </w:r>
-      <w:proofErr w:type="gramStart"/>
+        <w:t xml:space="preserve">   </w:t>
+      </w:r>
       <w:r>
         <w:rPr>
           <w:sz w:val="24"/>
           <w:szCs w:val="24"/>
         </w:rPr>
-        <w:t xml:space="preserve">c) </w:t>
-      </w:r>
-      <w:r>
-        <w:rPr>
-          <w:position w:val="-30"/>
+        <w:tab/>
+      </w:r>
+      <w:r>
+        <w:rPr>
           <w:sz w:val="24"/>
           <w:szCs w:val="24"/>
         </w:rPr>
-        <w:object w:dxaOrig="859" w:dyaOrig="760">
-          <v:shape id="_x0000_i1027" type="#_x0000_t75" style="width:39pt;height:33pt" o:ole="">
-            <v:imagedata r:id="rId9" o:title=""/>
-          </v:shape>
-          <o:OLEObject Type="Embed" ProgID="Equation.3" ShapeID="_x0000_i1027" DrawAspect="Content" ObjectID="_1680944777" r:id="rId10"/>
-        </w:object>
+        <w:t xml:space="preserve"> </w:t>
       </w:r>
       <w:r>
         <w:rPr>
           <w:sz w:val="24"/>
           <w:szCs w:val="24"/>
         </w:rPr>
-        <w:t xml:space="preserve">  </w:t>
-      </w:r>
-      <w:proofErr w:type="gramEnd"/>
+        <w:t xml:space="preserve">      </w:t>
+      </w:r>
       <w:r>
         <w:rPr>
           <w:sz w:val="24"/>
           <w:szCs w:val="24"/>
         </w:rPr>
-        <w:t xml:space="preserve"> </w:t>
+        <w:t>d</w:t>
       </w:r>
       <w:r>
         <w:rPr>
           <w:sz w:val="24"/>
           <w:szCs w:val="24"/>
         </w:rPr>
+        <w:t xml:space="preserve">) </w:t>
+      </w:r>
+      <m:oMath>
+        <m:acc>
+          <m:accPr>
+            <m:chr m:val="̄"/>
+            <m:ctrlPr>
+              <w:rPr>
+                <w:rFonts w:ascii="Cambria Math"/>
+                <w:i/>
+                <w:sz w:val="24"/>
+                <w:szCs w:val="24"/>
+              </w:rPr>
+            </m:ctrlPr>
+          </m:accPr>
+          <m:e>
+            <m:r>
+              <m:rPr>
+                <m:sty m:val="bi"/>
+              </m:rPr>
+              <w:rPr>
+                <w:rFonts w:ascii="Cambria Math"/>
+                <w:sz w:val="24"/>
+                <w:szCs w:val="24"/>
+              </w:rPr>
+              <m:t>x</m:t>
+            </m:r>
+          </m:e>
+        </m:acc>
+      </m:oMath>
+      <w:r>
+        <w:rPr>
+          <w:b w:val="0"/>
+          <w:sz w:val="14"/>
+          <w:szCs w:val="24"/>
+        </w:rPr>
+        <w:t xml:space="preserve"> </w:t>
+      </w:r>
+      <w:r>
+        <w:rPr>
+          <w:b w:val="0"/>
+          <w:sz w:val="14"/>
+          <w:szCs w:val="24"/>
+        </w:rPr>
+        <w:t>(</w:t>
+      </w:r>
+      <w:r>
+        <w:rPr>
+          <w:b w:val="0"/>
+          <w:sz w:val="14"/>
+          <w:szCs w:val="24"/>
+        </w:rPr>
+        <w:t>média</w:t>
+      </w:r>
+      <w:r>
+        <w:rPr>
+          <w:b w:val="0"/>
+          <w:sz w:val="14"/>
+          <w:szCs w:val="24"/>
+        </w:rPr>
+        <w:t>)</w:t>
+      </w:r>
+      <w:r>
+        <w:rPr>
+          <w:b w:val="0"/>
+          <w:sz w:val="14"/>
+          <w:szCs w:val="24"/>
+        </w:rPr>
         <w:tab/>
+      </w:r>
+      <w:r>
+        <w:rPr>
+          <w:b w:val="0"/>
+          <w:sz w:val="14"/>
+          <w:szCs w:val="24"/>
+        </w:rPr>
+        <w:t xml:space="preserve">                 </w:t>
       </w:r>
       <w:r>
         <w:rPr>
           <w:sz w:val="24"/>
           <w:szCs w:val="24"/>
         </w:rPr>
-        <w:t xml:space="preserve"> </w:t>
+        <w:t>e</w:t>
       </w:r>
       <w:r>
         <w:rPr>
           <w:sz w:val="24"/>
           <w:szCs w:val="24"/>
         </w:rPr>
-        <w:t xml:space="preserve">      </w:t>
-      </w:r>
+        <w:t xml:space="preserve">) </w:t>
+      </w:r>
+      <m:oMath>
+        <m:sSub>
+          <m:sSubPr>
+            <m:ctrlPr>
+              <w:rPr>
+                <w:rFonts w:ascii="Cambria Math"/>
+                <w:i/>
+                <w:sz w:val="24"/>
+                <w:szCs w:val="24"/>
+              </w:rPr>
+            </m:ctrlPr>
+          </m:sSubPr>
+          <m:e>
+            <m:r>
+              <m:rPr>
+                <m:sty m:val="bi"/>
+              </m:rPr>
+              <w:rPr>
+                <w:rFonts w:ascii="Cambria Math"/>
+                <w:sz w:val="24"/>
+                <w:szCs w:val="24"/>
+              </w:rPr>
+              <m:t>s</m:t>
+            </m:r>
+          </m:e>
+          <m:sub>
+            <m:r>
+              <m:rPr>
+                <m:sty m:val="bi"/>
+              </m:rPr>
+              <w:rPr>
+                <w:rFonts w:ascii="Cambria Math"/>
+                <w:sz w:val="24"/>
+                <w:szCs w:val="24"/>
+              </w:rPr>
+              <m:t>x</m:t>
+            </m:r>
+          </m:sub>
+        </m:sSub>
+      </m:oMath>
       <w:r>
         <w:rPr>
           <w:sz w:val="24"/>
           <w:szCs w:val="24"/>
         </w:rPr>
-        <w:t>d</w:t>
+        <w:t xml:space="preserve"> </w:t>
+      </w:r>
+      <w:r>
+        <w:rPr>
+          <w:b w:val="0"/>
+          <w:sz w:val="14"/>
+          <w:szCs w:val="24"/>
+        </w:rPr>
+        <w:t>(desvio padrão</w:t>
+      </w:r>
+      <w:r>
+        <w:rPr>
+          <w:b w:val="0"/>
+          <w:sz w:val="14"/>
+          <w:szCs w:val="24"/>
+        </w:rPr>
+        <w:t xml:space="preserve"> amostral</w:t>
+      </w:r>
+      <w:r>
+        <w:rPr>
+          <w:b w:val="0"/>
+          <w:sz w:val="14"/>
+          <w:szCs w:val="24"/>
+        </w:rPr>
+        <w:t>)</w:t>
+      </w:r>
+      <w:r>
+        <w:rPr>
+          <w:b w:val="0"/>
+          <w:sz w:val="14"/>
+          <w:szCs w:val="24"/>
+        </w:rPr>
+        <w:tab/>
       </w:r>
       <w:r>
         <w:rPr>
           <w:sz w:val="24"/>
           <w:szCs w:val="24"/>
         </w:rPr>
-        <w:t xml:space="preserve">) </w:t>
-      </w:r>
-      <w:r>
-        <w:rPr>
-          <w:position w:val="-6"/>
+        <w:t xml:space="preserve"> </w:t>
+      </w:r>
+    </w:p>
+    <w:p>
+      <w:pPr>
+        <w:pStyle w:val="PosGrad"/>
+        <w:rPr>
+          <w:b w:val="0"/>
           <w:sz w:val="24"/>
           <w:szCs w:val="24"/>
         </w:rPr>
-        <w:object w:dxaOrig="220" w:dyaOrig="260">
-          <v:shape id="_x0000_i1028" type="#_x0000_t75" style="width:9pt;height:11.25pt" o:ole="">
-            <v:imagedata r:id="rId11" o:title=""/>
-          </v:shape>
-          <o:OLEObject Type="Embed" ProgID="Equation.3" ShapeID="_x0000_i1028" DrawAspect="Content" ObjectID="_1680944778" r:id="rId12"/>
-        </w:object>
-      </w:r>
-      <w:r>
-        <w:rPr>
-          <w:b w:val="0"/>
-          <w:sz w:val="14"/>
-          <w:szCs w:val="24"/>
-        </w:rPr>
-        <w:t>(</w:t>
-      </w:r>
-      <w:r>
-        <w:rPr>
-          <w:b w:val="0"/>
-          <w:sz w:val="14"/>
-          <w:szCs w:val="24"/>
-        </w:rPr>
-        <w:t>média</w:t>
-      </w:r>
-      <w:r>
-        <w:rPr>
-          <w:b w:val="0"/>
-          <w:sz w:val="14"/>
-          <w:szCs w:val="24"/>
-        </w:rPr>
-        <w:t>)</w:t>
-      </w:r>
-      <w:r>
-        <w:rPr>
-          <w:b w:val="0"/>
-          <w:sz w:val="14"/>
-          <w:szCs w:val="24"/>
-        </w:rPr>
-        <w:tab/>
-      </w:r>
-      <w:r>
-        <w:rPr>
-          <w:b w:val="0"/>
-          <w:sz w:val="14"/>
-          <w:szCs w:val="24"/>
-        </w:rPr>
-        <w:t xml:space="preserve">                 </w:t>
-      </w:r>
-      <w:r>
-        <w:rPr>
-          <w:sz w:val="24"/>
-          <w:szCs w:val="24"/>
-        </w:rPr>
-        <w:t>e</w:t>
-      </w:r>
-      <w:r>
-        <w:rPr>
-          <w:sz w:val="24"/>
-          <w:szCs w:val="24"/>
-        </w:rPr>
-        <w:t xml:space="preserve">) </w:t>
-      </w:r>
-      <w:r>
-        <w:rPr>
-          <w:position w:val="-12"/>
-          <w:sz w:val="24"/>
-          <w:szCs w:val="24"/>
-        </w:rPr>
-        <w:object w:dxaOrig="260" w:dyaOrig="360">
-          <v:shape id="_x0000_i1029" type="#_x0000_t75" style="width:11.25pt;height:15.75pt" o:ole="">
-            <v:imagedata r:id="rId13" o:title=""/>
-          </v:shape>
-          <o:OLEObject Type="Embed" ProgID="Equation.3" ShapeID="_x0000_i1029" DrawAspect="Content" ObjectID="_1680944779" r:id="rId14"/>
-        </w:object>
-      </w:r>
-      <w:r>
-        <w:rPr>
-          <w:sz w:val="24"/>
-          <w:szCs w:val="24"/>
-        </w:rPr>
-        <w:t xml:space="preserve"> </w:t>
-      </w:r>
-      <w:r>
-        <w:rPr>
-          <w:b w:val="0"/>
-          <w:sz w:val="14"/>
-          <w:szCs w:val="24"/>
-        </w:rPr>
-        <w:t>(desvio padrão</w:t>
-      </w:r>
-      <w:r>
-        <w:rPr>
-          <w:b w:val="0"/>
-          <w:sz w:val="14"/>
-          <w:szCs w:val="24"/>
-        </w:rPr>
-        <w:t xml:space="preserve"> amostral</w:t>
-      </w:r>
-      <w:r>
-        <w:rPr>
-          <w:b w:val="0"/>
-          <w:sz w:val="14"/>
-          <w:szCs w:val="24"/>
-        </w:rPr>
-        <w:t>)</w:t>
-      </w:r>
-      <w:r>
-        <w:rPr>
-          <w:b w:val="0"/>
-          <w:sz w:val="14"/>
-          <w:szCs w:val="24"/>
-        </w:rPr>
-        <w:tab/>
-      </w:r>
-      <w:r>
-        <w:rPr>
-          <w:sz w:val="24"/>
-          <w:szCs w:val="24"/>
-        </w:rPr>
-        <w:t xml:space="preserve"> </w:t>
-      </w:r>
+      </w:pPr>
     </w:p>
     <w:p>
       <w:pPr>
         <w:pStyle w:val="PosGrad"/>
         <w:rPr>
-          <w:b w:val="0"/>
-          <w:sz w:val="24"/>
-          <w:szCs w:val="24"/>
-        </w:rPr>
-      </w:pPr>
+          <w:sz w:val="26"/>
+          <w:szCs w:val="26"/>
+        </w:rPr>
+      </w:pPr>
+      <w:r>
+        <w:rPr>
+          <w:b w:val="0"/>
+          <w:sz w:val="26"/>
+          <w:szCs w:val="26"/>
+        </w:rPr>
+        <w:t>2</w:t>
+      </w:r>
+      <w:r>
+        <w:rPr>
+          <w:b w:val="0"/>
+          <w:sz w:val="26"/>
+          <w:szCs w:val="26"/>
+        </w:rPr>
+        <w:t>)</w:t>
+      </w:r>
+      <w:r>
+        <w:rPr>
+          <w:sz w:val="26"/>
+          <w:szCs w:val="26"/>
+        </w:rPr>
+        <w:t xml:space="preserve"> </w:t>
+      </w:r>
+      <w:r>
+        <w:rPr>
+          <w:b w:val="0"/>
+          <w:sz w:val="26"/>
+          <w:szCs w:val="26"/>
+        </w:rPr>
+        <w:t xml:space="preserve">Dadas as letras {a, b, c, d, e, f, g, h}, calcule o número de maneiras que podemos dispor essas letras, ou seja, a </w:t>
+      </w:r>
+      <w:r>
+        <w:rPr>
+          <w:b w:val="0"/>
+          <w:sz w:val="26"/>
+          <w:szCs w:val="26"/>
+        </w:rPr>
+        <w:t>Permutaç</w:t>
+      </w:r>
+      <w:r>
+        <w:rPr>
+          <w:b w:val="0"/>
+          <w:sz w:val="26"/>
+          <w:szCs w:val="26"/>
+        </w:rPr>
+        <w:t>ão</w:t>
+      </w:r>
+      <w:r>
+        <w:rPr>
+          <w:b w:val="0"/>
+          <w:sz w:val="26"/>
+          <w:szCs w:val="26"/>
+        </w:rPr>
+        <w:t xml:space="preserve"> </w:t>
+      </w:r>
+      <w:r>
+        <w:rPr>
+          <w:b w:val="0"/>
+          <w:sz w:val="26"/>
+          <w:szCs w:val="26"/>
+        </w:rPr>
+        <w:t>(</w:t>
+      </w:r>
+      <w:r>
+        <w:rPr>
+          <w:b w:val="0"/>
+          <w:i/>
+          <w:sz w:val="26"/>
+          <w:szCs w:val="26"/>
+          <w:vertAlign w:val="subscript"/>
+        </w:rPr>
+        <w:t>n</w:t>
+      </w:r>
+      <w:r>
+        <w:rPr>
+          <w:b w:val="0"/>
+          <w:i/>
+          <w:sz w:val="26"/>
+          <w:szCs w:val="26"/>
+        </w:rPr>
+        <w:t>P</w:t>
+      </w:r>
+      <w:r>
+        <w:rPr>
+          <w:b w:val="0"/>
+          <w:i/>
+          <w:sz w:val="26"/>
+          <w:szCs w:val="26"/>
+          <w:vertAlign w:val="subscript"/>
+        </w:rPr>
+        <w:t>n</w:t>
+      </w:r>
+      <w:r>
+        <w:rPr>
+          <w:b w:val="0"/>
+          <w:sz w:val="26"/>
+          <w:szCs w:val="26"/>
+        </w:rPr>
+        <w:t>)</w:t>
+      </w:r>
+      <w:r>
+        <w:rPr>
+          <w:b w:val="0"/>
+          <w:sz w:val="26"/>
+          <w:szCs w:val="26"/>
+        </w:rPr>
+        <w:t>.</w:t>
+      </w:r>
+      <w:r>
+        <w:rPr>
+          <w:b w:val="0"/>
+          <w:sz w:val="26"/>
+          <w:szCs w:val="26"/>
+        </w:rPr>
+        <w:t xml:space="preserve"> </w:t>
+      </w:r>
     </w:p>
     <w:p>
       <w:pPr>
@@ -1913,133 +2355,12 @@
           <w:szCs w:val="26"/>
         </w:rPr>
       </w:pPr>
-      <w:proofErr w:type="gramStart"/>
-      <w:r>
-        <w:rPr>
-          <w:b w:val="0"/>
-          <w:sz w:val="26"/>
-          <w:szCs w:val="26"/>
-        </w:rPr>
-        <w:t>2</w:t>
-      </w:r>
-      <w:r>
-        <w:rPr>
-          <w:b w:val="0"/>
-          <w:sz w:val="26"/>
-          <w:szCs w:val="26"/>
-        </w:rPr>
-        <w:t>)</w:t>
-      </w:r>
-      <w:r>
-        <w:rPr>
-          <w:sz w:val="26"/>
-          <w:szCs w:val="26"/>
-        </w:rPr>
-        <w:t xml:space="preserve"> </w:t>
-      </w:r>
-      <w:r>
-        <w:rPr>
-          <w:b w:val="0"/>
-          <w:sz w:val="26"/>
-          <w:szCs w:val="26"/>
-        </w:rPr>
-        <w:t>Dadas</w:t>
-      </w:r>
-      <w:proofErr w:type="gramEnd"/>
-      <w:r>
-        <w:rPr>
-          <w:b w:val="0"/>
-          <w:sz w:val="26"/>
-          <w:szCs w:val="26"/>
-        </w:rPr>
-        <w:t xml:space="preserve"> as letras {a, b, c, d, e, f, g, h}, calcule o número de maneiras que podemos dispor essas letras, ou seja, a </w:t>
-      </w:r>
-      <w:r>
-        <w:rPr>
-          <w:b w:val="0"/>
-          <w:sz w:val="26"/>
-          <w:szCs w:val="26"/>
-        </w:rPr>
-        <w:t>Permutaç</w:t>
-      </w:r>
-      <w:r>
-        <w:rPr>
-          <w:b w:val="0"/>
-          <w:sz w:val="26"/>
-          <w:szCs w:val="26"/>
-        </w:rPr>
-        <w:t>ão</w:t>
-      </w:r>
-      <w:r>
-        <w:rPr>
-          <w:b w:val="0"/>
-          <w:sz w:val="26"/>
-          <w:szCs w:val="26"/>
-        </w:rPr>
-        <w:t xml:space="preserve"> </w:t>
-      </w:r>
-      <w:r>
-        <w:rPr>
-          <w:b w:val="0"/>
-          <w:sz w:val="26"/>
-          <w:szCs w:val="26"/>
-        </w:rPr>
-        <w:t>(</w:t>
-      </w:r>
-      <w:proofErr w:type="spellStart"/>
-      <w:r>
-        <w:rPr>
-          <w:b w:val="0"/>
-          <w:i/>
-          <w:sz w:val="26"/>
-          <w:szCs w:val="26"/>
-          <w:vertAlign w:val="subscript"/>
-        </w:rPr>
-        <w:t>n</w:t>
-      </w:r>
-      <w:r>
-        <w:rPr>
-          <w:b w:val="0"/>
-          <w:i/>
-          <w:sz w:val="26"/>
-          <w:szCs w:val="26"/>
-        </w:rPr>
-        <w:t>P</w:t>
-      </w:r>
-      <w:r>
-        <w:rPr>
-          <w:b w:val="0"/>
-          <w:i/>
-          <w:sz w:val="26"/>
-          <w:szCs w:val="26"/>
-          <w:vertAlign w:val="subscript"/>
-        </w:rPr>
-        <w:t>n</w:t>
-      </w:r>
-      <w:proofErr w:type="spellEnd"/>
-      <w:r>
-        <w:rPr>
-          <w:b w:val="0"/>
-          <w:sz w:val="26"/>
-          <w:szCs w:val="26"/>
-        </w:rPr>
-        <w:t>)</w:t>
-      </w:r>
-      <w:r>
-        <w:rPr>
-          <w:b w:val="0"/>
-          <w:sz w:val="26"/>
-          <w:szCs w:val="26"/>
-        </w:rPr>
-        <w:t>.</w:t>
-      </w:r>
-      <w:r>
-        <w:rPr>
-          <w:b w:val="0"/>
-          <w:sz w:val="26"/>
-          <w:szCs w:val="26"/>
-        </w:rPr>
-        <w:t xml:space="preserve"> </w:t>
+      <w:r>
+        <w:rPr>
+          <w:sz w:val="26"/>
+          <w:szCs w:val="26"/>
+        </w:rPr>
+        <w:tab/>
       </w:r>
     </w:p>
     <w:p>
@@ -2052,10 +2373,133 @@
       </w:pPr>
       <w:r>
         <w:rPr>
-          <w:sz w:val="26"/>
-          <w:szCs w:val="26"/>
-        </w:rPr>
-        <w:tab/>
+          <w:b w:val="0"/>
+          <w:sz w:val="26"/>
+          <w:szCs w:val="26"/>
+        </w:rPr>
+        <w:t>3</w:t>
+      </w:r>
+      <w:r>
+        <w:rPr>
+          <w:b w:val="0"/>
+          <w:sz w:val="26"/>
+          <w:szCs w:val="26"/>
+        </w:rPr>
+        <w:t>)</w:t>
+      </w:r>
+      <w:r>
+        <w:rPr>
+          <w:sz w:val="26"/>
+          <w:szCs w:val="26"/>
+        </w:rPr>
+        <w:t xml:space="preserve"> </w:t>
+      </w:r>
+      <w:r>
+        <w:rPr>
+          <w:b w:val="0"/>
+          <w:sz w:val="26"/>
+          <w:szCs w:val="26"/>
+        </w:rPr>
+        <w:t xml:space="preserve">Dadas as </w:t>
+      </w:r>
+      <w:r>
+        <w:rPr>
+          <w:b w:val="0"/>
+          <w:sz w:val="26"/>
+          <w:szCs w:val="26"/>
+        </w:rPr>
+        <w:t>mesmas letras do exercício an</w:t>
+      </w:r>
+      <w:r>
+        <w:rPr>
+          <w:b w:val="0"/>
+          <w:sz w:val="26"/>
+          <w:szCs w:val="26"/>
+        </w:rPr>
+        <w:t>t</w:t>
+      </w:r>
+      <w:r>
+        <w:rPr>
+          <w:b w:val="0"/>
+          <w:sz w:val="26"/>
+          <w:szCs w:val="26"/>
+        </w:rPr>
+        <w:t>erior</w:t>
+      </w:r>
+      <w:r>
+        <w:rPr>
+          <w:b w:val="0"/>
+          <w:sz w:val="26"/>
+          <w:szCs w:val="26"/>
+        </w:rPr>
+        <w:t xml:space="preserve">, se retirarmos uma amostra de tamanho igual a 6, calcule o número de maneiras que podemos </w:t>
+      </w:r>
+      <w:r>
+        <w:rPr>
+          <w:b w:val="0"/>
+          <w:sz w:val="26"/>
+          <w:szCs w:val="26"/>
+        </w:rPr>
+        <w:t>dispor</w:t>
+      </w:r>
+      <w:r>
+        <w:rPr>
+          <w:b w:val="0"/>
+          <w:sz w:val="26"/>
+          <w:szCs w:val="26"/>
+        </w:rPr>
+        <w:t xml:space="preserve"> os 6 elementos retirados, ou seja, o Arranjo simples (</w:t>
+      </w:r>
+      <w:r>
+        <w:rPr>
+          <w:b w:val="0"/>
+          <w:i/>
+          <w:sz w:val="26"/>
+          <w:szCs w:val="26"/>
+          <w:vertAlign w:val="subscript"/>
+        </w:rPr>
+        <w:t>n</w:t>
+      </w:r>
+      <w:r>
+        <w:rPr>
+          <w:b w:val="0"/>
+          <w:i/>
+          <w:sz w:val="26"/>
+          <w:szCs w:val="26"/>
+        </w:rPr>
+        <w:t>P</w:t>
+      </w:r>
+      <w:r>
+        <w:rPr>
+          <w:b w:val="0"/>
+          <w:i/>
+          <w:sz w:val="26"/>
+          <w:szCs w:val="26"/>
+          <w:vertAlign w:val="subscript"/>
+        </w:rPr>
+        <w:t>r</w:t>
+      </w:r>
+      <w:r>
+        <w:rPr>
+          <w:b w:val="0"/>
+          <w:sz w:val="26"/>
+          <w:szCs w:val="26"/>
+        </w:rPr>
+        <w:t>).</w:t>
+      </w:r>
+      <w:r>
+        <w:rPr>
+          <w:sz w:val="26"/>
+          <w:szCs w:val="26"/>
+        </w:rPr>
+        <w:t xml:space="preserve"> </w:t>
+      </w:r>
+      <w:r>
+        <w:rPr>
+          <w:sz w:val="26"/>
+          <w:szCs w:val="26"/>
+        </w:rPr>
+        <w:t xml:space="preserve"> </w:t>
       </w:r>
     </w:p>
     <w:p>
@@ -2066,148 +2510,6 @@
           <w:szCs w:val="26"/>
         </w:rPr>
       </w:pPr>
-      <w:proofErr w:type="gramStart"/>
-      <w:r>
-        <w:rPr>
-          <w:b w:val="0"/>
-          <w:sz w:val="26"/>
-          <w:szCs w:val="26"/>
-        </w:rPr>
-        <w:t>3</w:t>
-      </w:r>
-      <w:r>
-        <w:rPr>
-          <w:b w:val="0"/>
-          <w:sz w:val="26"/>
-          <w:szCs w:val="26"/>
-        </w:rPr>
-        <w:t>)</w:t>
-      </w:r>
-      <w:r>
-        <w:rPr>
-          <w:sz w:val="26"/>
-          <w:szCs w:val="26"/>
-        </w:rPr>
-        <w:t xml:space="preserve"> </w:t>
-      </w:r>
-      <w:r>
-        <w:rPr>
-          <w:b w:val="0"/>
-          <w:sz w:val="26"/>
-          <w:szCs w:val="26"/>
-        </w:rPr>
-        <w:t>Dadas</w:t>
-      </w:r>
-      <w:proofErr w:type="gramEnd"/>
-      <w:r>
-        <w:rPr>
-          <w:b w:val="0"/>
-          <w:sz w:val="26"/>
-          <w:szCs w:val="26"/>
-        </w:rPr>
-        <w:t xml:space="preserve"> as </w:t>
-      </w:r>
-      <w:r>
-        <w:rPr>
-          <w:b w:val="0"/>
-          <w:sz w:val="26"/>
-          <w:szCs w:val="26"/>
-        </w:rPr>
-        <w:t>mesmas letras do exercício an</w:t>
-      </w:r>
-      <w:r>
-        <w:rPr>
-          <w:b w:val="0"/>
-          <w:sz w:val="26"/>
-          <w:szCs w:val="26"/>
-        </w:rPr>
-        <w:t>t</w:t>
-      </w:r>
-      <w:r>
-        <w:rPr>
-          <w:b w:val="0"/>
-          <w:sz w:val="26"/>
-          <w:szCs w:val="26"/>
-        </w:rPr>
-        <w:t>erior</w:t>
-      </w:r>
-      <w:r>
-        <w:rPr>
-          <w:b w:val="0"/>
-          <w:sz w:val="26"/>
-          <w:szCs w:val="26"/>
-        </w:rPr>
-        <w:t xml:space="preserve">, se retirarmos uma amostra de tamanho igual a 6, calcule o número de maneiras que podemos </w:t>
-      </w:r>
-      <w:r>
-        <w:rPr>
-          <w:b w:val="0"/>
-          <w:sz w:val="26"/>
-          <w:szCs w:val="26"/>
-        </w:rPr>
-        <w:t>dispor</w:t>
-      </w:r>
-      <w:r>
-        <w:rPr>
-          <w:b w:val="0"/>
-          <w:sz w:val="26"/>
-          <w:szCs w:val="26"/>
-        </w:rPr>
-        <w:t xml:space="preserve"> os 6 elementos retirados, ou seja, o Arranjo simples (</w:t>
-      </w:r>
-      <w:proofErr w:type="spellStart"/>
-      <w:r>
-        <w:rPr>
-          <w:b w:val="0"/>
-          <w:i/>
-          <w:sz w:val="26"/>
-          <w:szCs w:val="26"/>
-          <w:vertAlign w:val="subscript"/>
-        </w:rPr>
-        <w:t>n</w:t>
-      </w:r>
-      <w:r>
-        <w:rPr>
-          <w:b w:val="0"/>
-          <w:i/>
-          <w:sz w:val="26"/>
-          <w:szCs w:val="26"/>
-        </w:rPr>
-        <w:t>P</w:t>
-      </w:r>
-      <w:r>
-        <w:rPr>
-          <w:b w:val="0"/>
-          <w:i/>
-          <w:sz w:val="26"/>
-          <w:szCs w:val="26"/>
-          <w:vertAlign w:val="subscript"/>
-        </w:rPr>
-        <w:t>r</w:t>
-      </w:r>
-      <w:proofErr w:type="spellEnd"/>
-      <w:r>
-        <w:rPr>
-          <w:b w:val="0"/>
-          <w:sz w:val="26"/>
-          <w:szCs w:val="26"/>
-        </w:rPr>
-        <w:t>).</w:t>
-      </w:r>
-      <w:r>
-        <w:rPr>
-          <w:sz w:val="26"/>
-          <w:szCs w:val="26"/>
-        </w:rPr>
-        <w:t xml:space="preserve"> </w:t>
-      </w:r>
-      <w:r>
-        <w:rPr>
-          <w:sz w:val="26"/>
-          <w:szCs w:val="26"/>
-        </w:rPr>
-        <w:t xml:space="preserve"> </w:t>
-      </w:r>
     </w:p>
     <w:p>
       <w:pPr>
@@ -2217,611 +2519,560 @@
           <w:szCs w:val="26"/>
         </w:rPr>
       </w:pPr>
+      <w:r>
+        <w:rPr>
+          <w:b w:val="0"/>
+          <w:sz w:val="26"/>
+          <w:szCs w:val="26"/>
+        </w:rPr>
+        <w:t>4</w:t>
+      </w:r>
+      <w:r>
+        <w:rPr>
+          <w:b w:val="0"/>
+          <w:sz w:val="26"/>
+          <w:szCs w:val="26"/>
+        </w:rPr>
+        <w:t xml:space="preserve">) </w:t>
+      </w:r>
+      <w:r>
+        <w:rPr>
+          <w:b w:val="0"/>
+          <w:sz w:val="26"/>
+          <w:szCs w:val="26"/>
+        </w:rPr>
+        <w:t xml:space="preserve">Dadas as </w:t>
+      </w:r>
+      <w:r>
+        <w:rPr>
+          <w:b w:val="0"/>
+          <w:sz w:val="26"/>
+          <w:szCs w:val="26"/>
+        </w:rPr>
+        <w:t>mesmas letras do item 4</w:t>
+      </w:r>
+      <w:r>
+        <w:rPr>
+          <w:b w:val="0"/>
+          <w:sz w:val="26"/>
+          <w:szCs w:val="26"/>
+        </w:rPr>
+        <w:t>, se retirarmos uma amostra de tamanho igual a 6, c</w:t>
+      </w:r>
+      <w:r>
+        <w:rPr>
+          <w:b w:val="0"/>
+          <w:sz w:val="26"/>
+          <w:szCs w:val="26"/>
+        </w:rPr>
+        <w:t xml:space="preserve">alcule </w:t>
+      </w:r>
+      <w:r>
+        <w:rPr>
+          <w:b w:val="0"/>
+          <w:sz w:val="26"/>
+          <w:szCs w:val="26"/>
+        </w:rPr>
+        <w:t xml:space="preserve">o número de </w:t>
+      </w:r>
+      <w:r>
+        <w:rPr>
+          <w:b w:val="0"/>
+          <w:sz w:val="26"/>
+          <w:szCs w:val="26"/>
+        </w:rPr>
+        <w:t xml:space="preserve">maneiras, sem considerar a ordem, que podemos </w:t>
+      </w:r>
+      <w:r>
+        <w:rPr>
+          <w:b w:val="0"/>
+          <w:sz w:val="26"/>
+          <w:szCs w:val="26"/>
+        </w:rPr>
+        <w:t>combinar</w:t>
+      </w:r>
+      <w:r>
+        <w:rPr>
+          <w:b w:val="0"/>
+          <w:sz w:val="26"/>
+          <w:szCs w:val="26"/>
+        </w:rPr>
+        <w:t xml:space="preserve"> os 6 elementos retirados, ou seja, a Combinação (</w:t>
+      </w:r>
+      <w:r>
+        <w:rPr>
+          <w:b w:val="0"/>
+          <w:i/>
+          <w:sz w:val="26"/>
+          <w:szCs w:val="26"/>
+          <w:vertAlign w:val="subscript"/>
+        </w:rPr>
+        <w:t>n</w:t>
+      </w:r>
+      <w:r>
+        <w:rPr>
+          <w:b w:val="0"/>
+          <w:i/>
+          <w:sz w:val="26"/>
+          <w:szCs w:val="26"/>
+        </w:rPr>
+        <w:t>C</w:t>
+      </w:r>
+      <w:r>
+        <w:rPr>
+          <w:b w:val="0"/>
+          <w:i/>
+          <w:sz w:val="26"/>
+          <w:szCs w:val="26"/>
+          <w:vertAlign w:val="subscript"/>
+        </w:rPr>
+        <w:t>r</w:t>
+      </w:r>
+      <w:r>
+        <w:rPr>
+          <w:b w:val="0"/>
+          <w:sz w:val="26"/>
+          <w:szCs w:val="26"/>
+        </w:rPr>
+        <w:t>)</w:t>
+      </w:r>
+      <w:r>
+        <w:rPr>
+          <w:b w:val="0"/>
+          <w:sz w:val="26"/>
+          <w:szCs w:val="26"/>
+        </w:rPr>
+        <w:t>:</w:t>
+      </w:r>
+      <w:r>
+        <w:rPr>
+          <w:b w:val="0"/>
+          <w:sz w:val="26"/>
+          <w:szCs w:val="26"/>
+        </w:rPr>
+        <w:t xml:space="preserve"> </w:t>
+      </w:r>
     </w:p>
     <w:p>
       <w:pPr>
-        <w:pStyle w:val="PosGrad"/>
-        <w:rPr>
-          <w:sz w:val="26"/>
-          <w:szCs w:val="26"/>
-        </w:rPr>
-      </w:pPr>
-      <w:proofErr w:type="gramStart"/>
-      <w:r>
-        <w:rPr>
-          <w:b w:val="0"/>
-          <w:sz w:val="26"/>
-          <w:szCs w:val="26"/>
-        </w:rPr>
-        <w:t>4</w:t>
-      </w:r>
-      <w:r>
-        <w:rPr>
-          <w:b w:val="0"/>
-          <w:sz w:val="26"/>
-          <w:szCs w:val="26"/>
-        </w:rPr>
-        <w:t xml:space="preserve">) </w:t>
-      </w:r>
-      <w:r>
-        <w:rPr>
-          <w:b w:val="0"/>
-          <w:sz w:val="26"/>
-          <w:szCs w:val="26"/>
-        </w:rPr>
-        <w:t>Dadas</w:t>
-      </w:r>
-      <w:proofErr w:type="gramEnd"/>
-      <w:r>
-        <w:rPr>
-          <w:b w:val="0"/>
-          <w:sz w:val="26"/>
-          <w:szCs w:val="26"/>
-        </w:rPr>
-        <w:t xml:space="preserve"> as </w:t>
-      </w:r>
-      <w:r>
-        <w:rPr>
-          <w:b w:val="0"/>
-          <w:sz w:val="26"/>
-          <w:szCs w:val="26"/>
-        </w:rPr>
-        <w:t>mesmas letras do item 4</w:t>
-      </w:r>
-      <w:r>
-        <w:rPr>
-          <w:b w:val="0"/>
-          <w:sz w:val="26"/>
-          <w:szCs w:val="26"/>
-        </w:rPr>
-        <w:t>, se retirarmos uma amostra de tamanho igual a 6, c</w:t>
-      </w:r>
-      <w:r>
-        <w:rPr>
-          <w:b w:val="0"/>
-          <w:sz w:val="26"/>
-          <w:szCs w:val="26"/>
-        </w:rPr>
-        <w:t xml:space="preserve">alcule </w:t>
-      </w:r>
-      <w:r>
-        <w:rPr>
-          <w:b w:val="0"/>
-          <w:sz w:val="26"/>
-          <w:szCs w:val="26"/>
-        </w:rPr>
-        <w:t xml:space="preserve">o número de </w:t>
-      </w:r>
-      <w:r>
-        <w:rPr>
-          <w:b w:val="0"/>
-          <w:sz w:val="26"/>
-          <w:szCs w:val="26"/>
-        </w:rPr>
-        <w:t xml:space="preserve">maneiras, sem considerar a ordem, que podemos </w:t>
-      </w:r>
-      <w:r>
-        <w:rPr>
-          <w:b w:val="0"/>
-          <w:sz w:val="26"/>
-          <w:szCs w:val="26"/>
-        </w:rPr>
-        <w:t>combinar</w:t>
-      </w:r>
-      <w:r>
-        <w:rPr>
-          <w:b w:val="0"/>
-          <w:sz w:val="26"/>
-          <w:szCs w:val="26"/>
-        </w:rPr>
-        <w:t xml:space="preserve"> os 6 elementos retirados, ou seja, a Combinação (</w:t>
-      </w:r>
-      <w:proofErr w:type="spellStart"/>
-      <w:r>
-        <w:rPr>
-          <w:b w:val="0"/>
-          <w:i/>
-          <w:sz w:val="26"/>
-          <w:szCs w:val="26"/>
-          <w:vertAlign w:val="subscript"/>
-        </w:rPr>
-        <w:t>n</w:t>
-      </w:r>
-      <w:r>
-        <w:rPr>
-          <w:b w:val="0"/>
-          <w:i/>
-          <w:sz w:val="26"/>
-          <w:szCs w:val="26"/>
-        </w:rPr>
-        <w:t>C</w:t>
-      </w:r>
-      <w:r>
-        <w:rPr>
-          <w:b w:val="0"/>
-          <w:i/>
-          <w:sz w:val="26"/>
-          <w:szCs w:val="26"/>
-          <w:vertAlign w:val="subscript"/>
-        </w:rPr>
-        <w:t>r</w:t>
-      </w:r>
-      <w:proofErr w:type="spellEnd"/>
-      <w:r>
-        <w:rPr>
-          <w:b w:val="0"/>
-          <w:sz w:val="26"/>
-          <w:szCs w:val="26"/>
-        </w:rPr>
-        <w:t>)</w:t>
-      </w:r>
-      <w:r>
-        <w:rPr>
-          <w:b w:val="0"/>
-          <w:sz w:val="26"/>
-          <w:szCs w:val="26"/>
-        </w:rPr>
-        <w:t>:</w:t>
-      </w:r>
-      <w:r>
-        <w:rPr>
-          <w:b w:val="0"/>
-          <w:sz w:val="26"/>
-          <w:szCs w:val="26"/>
-        </w:rPr>
-        <w:t xml:space="preserve"> </w:t>
-      </w:r>
+        <w:jc w:val="both"/>
+        <w:rPr>
+          <w:rFonts w:ascii="Book Antiqua" w:hAnsi="Book Antiqua"/>
+          <w:sz w:val="26"/>
+          <w:szCs w:val="26"/>
+        </w:rPr>
+      </w:pPr>
     </w:p>
     <w:p>
       <w:pPr>
         <w:jc w:val="both"/>
         <w:rPr>
-          <w:rFonts w:ascii="Book Antiqua" w:hAnsi="Book Antiqua"/>
-          <w:sz w:val="26"/>
-          <w:szCs w:val="26"/>
-        </w:rPr>
-      </w:pPr>
+          <w:sz w:val="26"/>
+          <w:szCs w:val="26"/>
+        </w:rPr>
+      </w:pPr>
+      <w:r>
+        <w:rPr>
+          <w:rFonts w:ascii="Book Antiqua" w:hAnsi="Book Antiqua"/>
+          <w:sz w:val="26"/>
+          <w:szCs w:val="26"/>
+        </w:rPr>
+        <w:t>5</w:t>
+      </w:r>
+      <w:r>
+        <w:rPr>
+          <w:rFonts w:ascii="Book Antiqua" w:hAnsi="Book Antiqua"/>
+          <w:sz w:val="26"/>
+          <w:szCs w:val="26"/>
+        </w:rPr>
+        <w:t>)</w:t>
+      </w:r>
+      <w:r>
+        <w:rPr>
+          <w:rFonts w:ascii="Book Antiqua" w:hAnsi="Book Antiqua"/>
+          <w:sz w:val="26"/>
+          <w:szCs w:val="26"/>
+        </w:rPr>
+        <w:t xml:space="preserve"> Uma usina de açúcar e álcool deve realizar a operação de colheita em 3 fazendas diferentes. Na primeira fazenda, existem 5 talhões, na segunda fazenda, </w:t>
+      </w:r>
+      <w:r>
+        <w:rPr>
+          <w:rFonts w:ascii="Book Antiqua" w:hAnsi="Book Antiqua"/>
+          <w:sz w:val="26"/>
+          <w:szCs w:val="26"/>
+        </w:rPr>
+        <w:t xml:space="preserve">existem 4 talhões e na terceira fazenda, existem 6 talhões. </w:t>
+      </w:r>
+      <w:r>
+        <w:rPr>
+          <w:rFonts w:ascii="Book Antiqua" w:hAnsi="Book Antiqua"/>
+          <w:sz w:val="26"/>
+          <w:szCs w:val="26"/>
+        </w:rPr>
+        <w:t>N</w:t>
+      </w:r>
+      <w:r>
+        <w:rPr>
+          <w:rFonts w:ascii="Book Antiqua" w:hAnsi="Book Antiqua"/>
+          <w:sz w:val="26"/>
+          <w:szCs w:val="26"/>
+        </w:rPr>
+        <w:t xml:space="preserve">o primeiro dia de </w:t>
+      </w:r>
+      <w:r>
+        <w:rPr>
+          <w:rFonts w:ascii="Book Antiqua" w:hAnsi="Book Antiqua"/>
+          <w:sz w:val="26"/>
+          <w:szCs w:val="26"/>
+        </w:rPr>
+        <w:t>trabalho</w:t>
+      </w:r>
+      <w:r>
+        <w:rPr>
+          <w:rFonts w:ascii="Book Antiqua" w:hAnsi="Book Antiqua"/>
+          <w:sz w:val="26"/>
+          <w:szCs w:val="26"/>
+        </w:rPr>
+        <w:t>, ser</w:t>
+      </w:r>
+      <w:r>
+        <w:rPr>
+          <w:rFonts w:ascii="Book Antiqua" w:hAnsi="Book Antiqua"/>
+          <w:sz w:val="26"/>
+          <w:szCs w:val="26"/>
+        </w:rPr>
+        <w:t>ão colhidos 3 talhões,</w:t>
+      </w:r>
+      <w:r>
+        <w:rPr>
+          <w:rFonts w:ascii="Book Antiqua" w:hAnsi="Book Antiqua"/>
+          <w:sz w:val="26"/>
+          <w:szCs w:val="26"/>
+        </w:rPr>
+        <w:t xml:space="preserve"> </w:t>
+      </w:r>
+      <w:r>
+        <w:rPr>
+          <w:rFonts w:ascii="Book Antiqua" w:hAnsi="Book Antiqua"/>
+          <w:sz w:val="26"/>
+          <w:szCs w:val="26"/>
+        </w:rPr>
+        <w:t>ou seja,</w:t>
+      </w:r>
+      <w:r>
+        <w:rPr>
+          <w:rFonts w:ascii="Book Antiqua" w:hAnsi="Book Antiqua"/>
+          <w:sz w:val="26"/>
+          <w:szCs w:val="26"/>
+        </w:rPr>
+        <w:t xml:space="preserve"> 1 talhão</w:t>
+      </w:r>
+      <w:r>
+        <w:rPr>
+          <w:rFonts w:ascii="Book Antiqua" w:hAnsi="Book Antiqua"/>
+          <w:sz w:val="26"/>
+          <w:szCs w:val="26"/>
+        </w:rPr>
+        <w:t xml:space="preserve"> em</w:t>
+      </w:r>
+      <w:r>
+        <w:rPr>
+          <w:rFonts w:ascii="Book Antiqua" w:hAnsi="Book Antiqua"/>
+          <w:sz w:val="26"/>
+          <w:szCs w:val="26"/>
+        </w:rPr>
+        <w:t xml:space="preserve"> cada fazenda. De quantas maneiras diferentes poderá ser realizada </w:t>
+      </w:r>
+      <w:r>
+        <w:rPr>
+          <w:rFonts w:ascii="Book Antiqua" w:hAnsi="Book Antiqua"/>
+          <w:sz w:val="26"/>
+          <w:szCs w:val="26"/>
+        </w:rPr>
+        <w:t>essa operação</w:t>
+      </w:r>
+      <w:r>
+        <w:rPr>
+          <w:rFonts w:ascii="Book Antiqua" w:hAnsi="Book Antiqua"/>
+          <w:sz w:val="26"/>
+          <w:szCs w:val="26"/>
+        </w:rPr>
+        <w:t xml:space="preserve"> no primeiro dia de trabalho?</w:t>
+      </w:r>
+      <w:r>
+        <w:rPr>
+          <w:rFonts w:ascii="Book Antiqua" w:hAnsi="Book Antiqua"/>
+          <w:sz w:val="26"/>
+          <w:szCs w:val="26"/>
+        </w:rPr>
+        <w:t xml:space="preserve"> </w:t>
+      </w:r>
+      <w:r>
+        <w:rPr>
+          <w:rFonts w:ascii="Book Antiqua" w:hAnsi="Book Antiqua"/>
+          <w:sz w:val="26"/>
+          <w:szCs w:val="26"/>
+        </w:rPr>
+        <w:t>Se no primeiro dia de trabalho fosse possível 2 talhões de cada fazenda, de quantas maneiras diferentes essa operação poderá ser realizada?</w:t>
+      </w:r>
     </w:p>
     <w:p>
       <w:pPr>
         <w:jc w:val="both"/>
         <w:rPr>
-          <w:sz w:val="26"/>
-          <w:szCs w:val="26"/>
-        </w:rPr>
-      </w:pPr>
-      <w:proofErr w:type="gramStart"/>
-      <w:r>
-        <w:rPr>
-          <w:rFonts w:ascii="Book Antiqua" w:hAnsi="Book Antiqua"/>
-          <w:sz w:val="26"/>
-          <w:szCs w:val="26"/>
-        </w:rPr>
-        <w:t>5</w:t>
-      </w:r>
-      <w:r>
-        <w:rPr>
-          <w:rFonts w:ascii="Book Antiqua" w:hAnsi="Book Antiqua"/>
-          <w:sz w:val="26"/>
-          <w:szCs w:val="26"/>
-        </w:rPr>
-        <w:t>)</w:t>
-      </w:r>
-      <w:r>
-        <w:rPr>
-          <w:rFonts w:ascii="Book Antiqua" w:hAnsi="Book Antiqua"/>
-          <w:sz w:val="26"/>
-          <w:szCs w:val="26"/>
-        </w:rPr>
-        <w:t xml:space="preserve"> Uma</w:t>
-      </w:r>
-      <w:proofErr w:type="gramEnd"/>
-      <w:r>
-        <w:rPr>
-          <w:rFonts w:ascii="Book Antiqua" w:hAnsi="Book Antiqua"/>
-          <w:sz w:val="26"/>
-          <w:szCs w:val="26"/>
-        </w:rPr>
-        <w:t xml:space="preserve"> usina de açúcar e álcool deve realizar a operação de colheita em 3 fazendas diferentes. Na primeira fazenda, existem 5 talhões, na segunda fazenda, </w:t>
-      </w:r>
-      <w:r>
-        <w:rPr>
-          <w:rFonts w:ascii="Book Antiqua" w:hAnsi="Book Antiqua"/>
-          <w:sz w:val="26"/>
-          <w:szCs w:val="26"/>
-        </w:rPr>
-        <w:t xml:space="preserve">existem 4 talhões e na terceira fazenda, existem 6 talhões. </w:t>
-      </w:r>
-      <w:r>
-        <w:rPr>
-          <w:rFonts w:ascii="Book Antiqua" w:hAnsi="Book Antiqua"/>
-          <w:sz w:val="26"/>
-          <w:szCs w:val="26"/>
-        </w:rPr>
-        <w:t>N</w:t>
-      </w:r>
-      <w:r>
-        <w:rPr>
-          <w:rFonts w:ascii="Book Antiqua" w:hAnsi="Book Antiqua"/>
-          <w:sz w:val="26"/>
-          <w:szCs w:val="26"/>
-        </w:rPr>
-        <w:t xml:space="preserve">o primeiro dia de </w:t>
-      </w:r>
-      <w:r>
-        <w:rPr>
-          <w:rFonts w:ascii="Book Antiqua" w:hAnsi="Book Antiqua"/>
-          <w:sz w:val="26"/>
-          <w:szCs w:val="26"/>
-        </w:rPr>
-        <w:t>trabalho</w:t>
-      </w:r>
-      <w:r>
-        <w:rPr>
-          <w:rFonts w:ascii="Book Antiqua" w:hAnsi="Book Antiqua"/>
-          <w:sz w:val="26"/>
-          <w:szCs w:val="26"/>
-        </w:rPr>
-        <w:t>, ser</w:t>
-      </w:r>
-      <w:r>
-        <w:rPr>
-          <w:rFonts w:ascii="Book Antiqua" w:hAnsi="Book Antiqua"/>
-          <w:sz w:val="26"/>
-          <w:szCs w:val="26"/>
-        </w:rPr>
-        <w:t>ão colhidos 3 talhões,</w:t>
-      </w:r>
-      <w:r>
-        <w:rPr>
-          <w:rFonts w:ascii="Book Antiqua" w:hAnsi="Book Antiqua"/>
-          <w:sz w:val="26"/>
-          <w:szCs w:val="26"/>
-        </w:rPr>
-        <w:t xml:space="preserve"> </w:t>
-      </w:r>
-      <w:r>
-        <w:rPr>
-          <w:rFonts w:ascii="Book Antiqua" w:hAnsi="Book Antiqua"/>
-          <w:sz w:val="26"/>
-          <w:szCs w:val="26"/>
-        </w:rPr>
-        <w:t>ou seja,</w:t>
-      </w:r>
-      <w:r>
-        <w:rPr>
-          <w:rFonts w:ascii="Book Antiqua" w:hAnsi="Book Antiqua"/>
-          <w:sz w:val="26"/>
-          <w:szCs w:val="26"/>
-        </w:rPr>
-        <w:t xml:space="preserve"> 1 talhão</w:t>
-      </w:r>
-      <w:r>
-        <w:rPr>
-          <w:rFonts w:ascii="Book Antiqua" w:hAnsi="Book Antiqua"/>
-          <w:sz w:val="26"/>
-          <w:szCs w:val="26"/>
-        </w:rPr>
-        <w:t xml:space="preserve"> em</w:t>
-      </w:r>
-      <w:r>
-        <w:rPr>
-          <w:rFonts w:ascii="Book Antiqua" w:hAnsi="Book Antiqua"/>
-          <w:sz w:val="26"/>
-          <w:szCs w:val="26"/>
-        </w:rPr>
-        <w:t xml:space="preserve"> cada fazenda. De quantas maneiras diferentes poderá ser realizada </w:t>
-      </w:r>
-      <w:r>
-        <w:rPr>
-          <w:rFonts w:ascii="Book Antiqua" w:hAnsi="Book Antiqua"/>
-          <w:sz w:val="26"/>
-          <w:szCs w:val="26"/>
-        </w:rPr>
-        <w:t>essa operação</w:t>
-      </w:r>
-      <w:r>
-        <w:rPr>
-          <w:rFonts w:ascii="Book Antiqua" w:hAnsi="Book Antiqua"/>
-          <w:sz w:val="26"/>
-          <w:szCs w:val="26"/>
-        </w:rPr>
-        <w:t xml:space="preserve"> no primeiro dia de trabalho?</w:t>
-      </w:r>
-      <w:r>
-        <w:rPr>
-          <w:rFonts w:ascii="Book Antiqua" w:hAnsi="Book Antiqua"/>
-          <w:sz w:val="26"/>
-          <w:szCs w:val="26"/>
-        </w:rPr>
-        <w:t xml:space="preserve"> </w:t>
-      </w:r>
-      <w:r>
-        <w:rPr>
-          <w:rFonts w:ascii="Book Antiqua" w:hAnsi="Book Antiqua"/>
-          <w:sz w:val="26"/>
-          <w:szCs w:val="26"/>
-        </w:rPr>
-        <w:t>Se no primeiro dia de trabalho fosse possível 2 talhões de cada fazenda, de quantas maneiras diferentes essa operação poderá ser realizada?</w:t>
-      </w:r>
+          <w:rFonts w:ascii="Book Antiqua" w:hAnsi="Book Antiqua"/>
+          <w:sz w:val="26"/>
+          <w:szCs w:val="26"/>
+        </w:rPr>
+      </w:pPr>
     </w:p>
     <w:p>
       <w:pPr>
         <w:jc w:val="both"/>
         <w:rPr>
-          <w:rFonts w:ascii="Book Antiqua" w:hAnsi="Book Antiqua"/>
-          <w:sz w:val="26"/>
-          <w:szCs w:val="26"/>
-        </w:rPr>
-      </w:pPr>
+          <w:sz w:val="26"/>
+          <w:szCs w:val="26"/>
+        </w:rPr>
+      </w:pPr>
+      <w:r>
+        <w:rPr>
+          <w:rFonts w:ascii="Book Antiqua" w:hAnsi="Book Antiqua"/>
+          <w:sz w:val="26"/>
+          <w:szCs w:val="26"/>
+        </w:rPr>
+        <w:t>6</w:t>
+      </w:r>
+      <w:r>
+        <w:rPr>
+          <w:rFonts w:ascii="Book Antiqua" w:hAnsi="Book Antiqua"/>
+          <w:sz w:val="26"/>
+          <w:szCs w:val="26"/>
+        </w:rPr>
+        <w:t>)</w:t>
+      </w:r>
+      <w:r>
+        <w:rPr>
+          <w:rFonts w:ascii="Book Antiqua" w:hAnsi="Book Antiqua"/>
+          <w:sz w:val="26"/>
+          <w:szCs w:val="26"/>
+        </w:rPr>
+        <w:t xml:space="preserve"> Durante um dia de busca de alimentos, um pássaro visita, sem repetições, 6 diferentes árvores</w:t>
+      </w:r>
+      <w:r>
+        <w:rPr>
+          <w:rFonts w:ascii="Book Antiqua" w:hAnsi="Book Antiqua"/>
+          <w:sz w:val="26"/>
+          <w:szCs w:val="26"/>
+        </w:rPr>
+        <w:t xml:space="preserve"> frutíferas</w:t>
+      </w:r>
+      <w:r>
+        <w:rPr>
+          <w:rFonts w:ascii="Book Antiqua" w:hAnsi="Book Antiqua"/>
+          <w:sz w:val="26"/>
+          <w:szCs w:val="26"/>
+        </w:rPr>
+        <w:t>. Para evitar um comportamento sistemático, o que deixaria ess</w:t>
+      </w:r>
+      <w:r>
+        <w:rPr>
+          <w:rFonts w:ascii="Book Antiqua" w:hAnsi="Book Antiqua"/>
+          <w:sz w:val="26"/>
+          <w:szCs w:val="26"/>
+        </w:rPr>
+        <w:t>e</w:t>
+      </w:r>
+      <w:r>
+        <w:rPr>
+          <w:rFonts w:ascii="Book Antiqua" w:hAnsi="Book Antiqua"/>
+          <w:sz w:val="26"/>
+          <w:szCs w:val="26"/>
+        </w:rPr>
+        <w:t xml:space="preserve"> </w:t>
+      </w:r>
+      <w:r>
+        <w:rPr>
+          <w:rFonts w:ascii="Book Antiqua" w:hAnsi="Book Antiqua"/>
+          <w:sz w:val="26"/>
+          <w:szCs w:val="26"/>
+        </w:rPr>
+        <w:t>indivíduo</w:t>
+      </w:r>
+      <w:r>
+        <w:rPr>
+          <w:rFonts w:ascii="Book Antiqua" w:hAnsi="Book Antiqua"/>
+          <w:sz w:val="26"/>
+          <w:szCs w:val="26"/>
+        </w:rPr>
+        <w:t xml:space="preserve"> vulnerável à ação predatória,</w:t>
+      </w:r>
+      <w:r>
+        <w:rPr>
+          <w:rFonts w:ascii="Book Antiqua" w:hAnsi="Book Antiqua"/>
+          <w:sz w:val="26"/>
+          <w:szCs w:val="26"/>
+        </w:rPr>
+        <w:t xml:space="preserve"> o pássaro varia a ordenação de suas visitas em cada árvore.</w:t>
+      </w:r>
+      <w:r>
+        <w:rPr>
+          <w:rFonts w:ascii="Book Antiqua" w:hAnsi="Book Antiqua"/>
+          <w:sz w:val="26"/>
+          <w:szCs w:val="26"/>
+        </w:rPr>
+        <w:t xml:space="preserve"> </w:t>
+      </w:r>
+      <w:r>
+        <w:rPr>
+          <w:rFonts w:ascii="Book Antiqua" w:hAnsi="Book Antiqua"/>
+          <w:sz w:val="26"/>
+          <w:szCs w:val="26"/>
+        </w:rPr>
+        <w:t xml:space="preserve">De quantas maneiras </w:t>
+      </w:r>
+      <w:r>
+        <w:rPr>
+          <w:rFonts w:ascii="Book Antiqua" w:hAnsi="Book Antiqua"/>
+          <w:sz w:val="26"/>
+          <w:szCs w:val="26"/>
+        </w:rPr>
+        <w:t>a procura de alimento pode ser realizada, levando-se em consideração que o pássaro deve</w:t>
+      </w:r>
+      <w:r>
+        <w:rPr>
+          <w:rFonts w:ascii="Book Antiqua" w:hAnsi="Book Antiqua"/>
+          <w:sz w:val="26"/>
+          <w:szCs w:val="26"/>
+        </w:rPr>
+        <w:t>rá</w:t>
+      </w:r>
+      <w:r>
+        <w:rPr>
+          <w:rFonts w:ascii="Book Antiqua" w:hAnsi="Book Antiqua"/>
+          <w:sz w:val="26"/>
+          <w:szCs w:val="26"/>
+        </w:rPr>
+        <w:t xml:space="preserve"> passar por todas as árvores</w:t>
+      </w:r>
+      <w:r>
+        <w:rPr>
+          <w:rFonts w:ascii="Book Antiqua" w:hAnsi="Book Antiqua"/>
+          <w:sz w:val="26"/>
+          <w:szCs w:val="26"/>
+        </w:rPr>
+        <w:t>, ou seja, somente uma vez em cada árvore</w:t>
+      </w:r>
+      <w:r>
+        <w:rPr>
+          <w:rFonts w:ascii="Book Antiqua" w:hAnsi="Book Antiqua"/>
+          <w:sz w:val="26"/>
+          <w:szCs w:val="26"/>
+        </w:rPr>
+        <w:t>?</w:t>
+      </w:r>
+      <w:r>
+        <w:rPr>
+          <w:sz w:val="26"/>
+          <w:szCs w:val="26"/>
+        </w:rPr>
+        <w:tab/>
+      </w:r>
     </w:p>
     <w:p>
       <w:pPr>
         <w:jc w:val="both"/>
         <w:rPr>
-          <w:sz w:val="26"/>
-          <w:szCs w:val="26"/>
-        </w:rPr>
-      </w:pPr>
-      <w:proofErr w:type="gramStart"/>
-      <w:r>
-        <w:rPr>
-          <w:rFonts w:ascii="Book Antiqua" w:hAnsi="Book Antiqua"/>
-          <w:sz w:val="26"/>
-          <w:szCs w:val="26"/>
-        </w:rPr>
-        <w:t>6</w:t>
-      </w:r>
-      <w:r>
-        <w:rPr>
-          <w:rFonts w:ascii="Book Antiqua" w:hAnsi="Book Antiqua"/>
-          <w:sz w:val="26"/>
-          <w:szCs w:val="26"/>
-        </w:rPr>
-        <w:t>)</w:t>
-      </w:r>
-      <w:r>
-        <w:rPr>
-          <w:rFonts w:ascii="Book Antiqua" w:hAnsi="Book Antiqua"/>
-          <w:sz w:val="26"/>
-          <w:szCs w:val="26"/>
-        </w:rPr>
-        <w:t xml:space="preserve"> Durante</w:t>
-      </w:r>
-      <w:proofErr w:type="gramEnd"/>
-      <w:r>
-        <w:rPr>
-          <w:rFonts w:ascii="Book Antiqua" w:hAnsi="Book Antiqua"/>
-          <w:sz w:val="26"/>
-          <w:szCs w:val="26"/>
-        </w:rPr>
-        <w:t xml:space="preserve"> um dia de busca de alimentos, um pássaro visita, sem repetições, 6 diferentes árvores</w:t>
-      </w:r>
-      <w:r>
-        <w:rPr>
-          <w:rFonts w:ascii="Book Antiqua" w:hAnsi="Book Antiqua"/>
-          <w:sz w:val="26"/>
-          <w:szCs w:val="26"/>
-        </w:rPr>
-        <w:t xml:space="preserve"> frutíferas</w:t>
-      </w:r>
-      <w:r>
-        <w:rPr>
-          <w:rFonts w:ascii="Book Antiqua" w:hAnsi="Book Antiqua"/>
-          <w:sz w:val="26"/>
-          <w:szCs w:val="26"/>
-        </w:rPr>
-        <w:t>. Para evitar um comportamento sistemático, o que deixaria ess</w:t>
-      </w:r>
-      <w:r>
-        <w:rPr>
-          <w:rFonts w:ascii="Book Antiqua" w:hAnsi="Book Antiqua"/>
-          <w:sz w:val="26"/>
-          <w:szCs w:val="26"/>
-        </w:rPr>
-        <w:t>e</w:t>
-      </w:r>
-      <w:r>
-        <w:rPr>
-          <w:rFonts w:ascii="Book Antiqua" w:hAnsi="Book Antiqua"/>
-          <w:sz w:val="26"/>
-          <w:szCs w:val="26"/>
-        </w:rPr>
-        <w:t xml:space="preserve"> </w:t>
-      </w:r>
-      <w:r>
-        <w:rPr>
-          <w:rFonts w:ascii="Book Antiqua" w:hAnsi="Book Antiqua"/>
-          <w:sz w:val="26"/>
-          <w:szCs w:val="26"/>
-        </w:rPr>
-        <w:t>indivíduo</w:t>
-      </w:r>
-      <w:r>
-        <w:rPr>
-          <w:rFonts w:ascii="Book Antiqua" w:hAnsi="Book Antiqua"/>
-          <w:sz w:val="26"/>
-          <w:szCs w:val="26"/>
-        </w:rPr>
-        <w:t xml:space="preserve"> vulnerável à ação predatória,</w:t>
-      </w:r>
-      <w:r>
-        <w:rPr>
-          <w:rFonts w:ascii="Book Antiqua" w:hAnsi="Book Antiqua"/>
-          <w:sz w:val="26"/>
-          <w:szCs w:val="26"/>
-        </w:rPr>
-        <w:t xml:space="preserve"> o pássaro varia a ordenação de suas visitas em cada árvore.</w:t>
-      </w:r>
-      <w:r>
-        <w:rPr>
-          <w:rFonts w:ascii="Book Antiqua" w:hAnsi="Book Antiqua"/>
-          <w:sz w:val="26"/>
-          <w:szCs w:val="26"/>
-        </w:rPr>
-        <w:t xml:space="preserve"> </w:t>
-      </w:r>
-      <w:r>
-        <w:rPr>
-          <w:rFonts w:ascii="Book Antiqua" w:hAnsi="Book Antiqua"/>
-          <w:sz w:val="26"/>
-          <w:szCs w:val="26"/>
-        </w:rPr>
-        <w:t xml:space="preserve">De quantas maneiras </w:t>
-      </w:r>
-      <w:r>
-        <w:rPr>
-          <w:rFonts w:ascii="Book Antiqua" w:hAnsi="Book Antiqua"/>
-          <w:sz w:val="26"/>
-          <w:szCs w:val="26"/>
-        </w:rPr>
-        <w:t>a procura de alimento pode ser realizada, levando-se em consideração que o pássaro deve</w:t>
-      </w:r>
-      <w:r>
-        <w:rPr>
-          <w:rFonts w:ascii="Book Antiqua" w:hAnsi="Book Antiqua"/>
-          <w:sz w:val="26"/>
-          <w:szCs w:val="26"/>
-        </w:rPr>
-        <w:t>rá</w:t>
-      </w:r>
-      <w:r>
-        <w:rPr>
-          <w:rFonts w:ascii="Book Antiqua" w:hAnsi="Book Antiqua"/>
-          <w:sz w:val="26"/>
-          <w:szCs w:val="26"/>
-        </w:rPr>
-        <w:t xml:space="preserve"> passar por todas as árvores</w:t>
-      </w:r>
-      <w:r>
-        <w:rPr>
-          <w:rFonts w:ascii="Book Antiqua" w:hAnsi="Book Antiqua"/>
-          <w:sz w:val="26"/>
-          <w:szCs w:val="26"/>
-        </w:rPr>
-        <w:t>, ou seja, somente uma vez em cada árvore</w:t>
-      </w:r>
-      <w:r>
-        <w:rPr>
-          <w:rFonts w:ascii="Book Antiqua" w:hAnsi="Book Antiqua"/>
-          <w:sz w:val="26"/>
-          <w:szCs w:val="26"/>
-        </w:rPr>
-        <w:t>?</w:t>
-      </w:r>
-      <w:r>
-        <w:rPr>
-          <w:sz w:val="26"/>
-          <w:szCs w:val="26"/>
-        </w:rPr>
-        <w:tab/>
-      </w:r>
+          <w:rFonts w:ascii="Book Antiqua" w:hAnsi="Book Antiqua"/>
+          <w:sz w:val="26"/>
+          <w:szCs w:val="26"/>
+        </w:rPr>
+      </w:pPr>
     </w:p>
     <w:p>
       <w:pPr>
         <w:jc w:val="both"/>
         <w:rPr>
           <w:rFonts w:ascii="Book Antiqua" w:hAnsi="Book Antiqua"/>
-          <w:sz w:val="26"/>
-          <w:szCs w:val="26"/>
-        </w:rPr>
-      </w:pPr>
+          <w:b/>
+          <w:i/>
+          <w:sz w:val="26"/>
+          <w:szCs w:val="26"/>
+        </w:rPr>
+      </w:pPr>
+      <w:r>
+        <w:rPr>
+          <w:rFonts w:ascii="Book Antiqua" w:hAnsi="Book Antiqua"/>
+          <w:sz w:val="26"/>
+          <w:szCs w:val="26"/>
+        </w:rPr>
+        <w:t>7</w:t>
+      </w:r>
+      <w:r>
+        <w:rPr>
+          <w:rFonts w:ascii="Book Antiqua" w:hAnsi="Book Antiqua"/>
+          <w:sz w:val="26"/>
+          <w:szCs w:val="26"/>
+        </w:rPr>
+        <w:t>) Um mecanismo complexo pode fal</w:t>
+      </w:r>
+      <w:r>
+        <w:rPr>
+          <w:rFonts w:ascii="Book Antiqua" w:hAnsi="Book Antiqua"/>
+          <w:sz w:val="26"/>
+          <w:szCs w:val="26"/>
+        </w:rPr>
+        <w:t>h</w:t>
+      </w:r>
+      <w:r>
+        <w:rPr>
+          <w:rFonts w:ascii="Book Antiqua" w:hAnsi="Book Antiqua"/>
+          <w:sz w:val="26"/>
+          <w:szCs w:val="26"/>
+        </w:rPr>
+        <w:t>ar em 15 estágios. De quantas maneiras poderá ocorrer que ele falhe em 3 estágios</w:t>
+      </w:r>
+      <w:r>
+        <w:rPr>
+          <w:rFonts w:ascii="Book Antiqua" w:hAnsi="Book Antiqua"/>
+          <w:sz w:val="26"/>
+          <w:szCs w:val="26"/>
+        </w:rPr>
+        <w:t xml:space="preserve">? </w:t>
+      </w:r>
+      <w:r>
+        <w:rPr>
+          <w:rFonts w:ascii="Book Antiqua" w:hAnsi="Book Antiqua"/>
+          <w:sz w:val="26"/>
+          <w:szCs w:val="26"/>
+        </w:rPr>
+        <w:t>(a ordem com que os erros ocorrem é irrelevante)</w:t>
+      </w:r>
+      <w:r>
+        <w:rPr>
+          <w:rFonts w:ascii="Book Antiqua" w:hAnsi="Book Antiqua"/>
+          <w:sz w:val="26"/>
+          <w:szCs w:val="26"/>
+        </w:rPr>
+        <w:t>.</w:t>
+      </w:r>
+      <w:r>
+        <w:rPr>
+          <w:rFonts w:ascii="Book Antiqua" w:hAnsi="Book Antiqua"/>
+          <w:sz w:val="26"/>
+          <w:szCs w:val="26"/>
+        </w:rPr>
+        <w:t xml:space="preserve"> </w:t>
+      </w:r>
     </w:p>
     <w:p>
       <w:pPr>
         <w:jc w:val="both"/>
         <w:rPr>
           <w:rFonts w:ascii="Book Antiqua" w:hAnsi="Book Antiqua"/>
-          <w:b/>
-          <w:i/>
-          <w:sz w:val="26"/>
-          <w:szCs w:val="26"/>
-        </w:rPr>
-      </w:pPr>
-      <w:proofErr w:type="gramStart"/>
-      <w:r>
-        <w:rPr>
-          <w:rFonts w:ascii="Book Antiqua" w:hAnsi="Book Antiqua"/>
-          <w:sz w:val="26"/>
-          <w:szCs w:val="26"/>
-        </w:rPr>
-        <w:t>7</w:t>
-      </w:r>
-      <w:r>
-        <w:rPr>
-          <w:rFonts w:ascii="Book Antiqua" w:hAnsi="Book Antiqua"/>
-          <w:sz w:val="26"/>
-          <w:szCs w:val="26"/>
-        </w:rPr>
-        <w:t>) Um</w:t>
-      </w:r>
-      <w:proofErr w:type="gramEnd"/>
-      <w:r>
-        <w:rPr>
-          <w:rFonts w:ascii="Book Antiqua" w:hAnsi="Book Antiqua"/>
-          <w:sz w:val="26"/>
-          <w:szCs w:val="26"/>
-        </w:rPr>
-        <w:t xml:space="preserve"> mecanismo complexo pode fal</w:t>
-      </w:r>
-      <w:r>
-        <w:rPr>
-          <w:rFonts w:ascii="Book Antiqua" w:hAnsi="Book Antiqua"/>
-          <w:sz w:val="26"/>
-          <w:szCs w:val="26"/>
-        </w:rPr>
-        <w:t>h</w:t>
-      </w:r>
-      <w:r>
-        <w:rPr>
-          <w:rFonts w:ascii="Book Antiqua" w:hAnsi="Book Antiqua"/>
-          <w:sz w:val="26"/>
-          <w:szCs w:val="26"/>
-        </w:rPr>
-        <w:t>ar em 15 estágios. De quantas maneiras poderá ocorrer que ele falhe em 3 estágios</w:t>
-      </w:r>
-      <w:r>
-        <w:rPr>
-          <w:rFonts w:ascii="Book Antiqua" w:hAnsi="Book Antiqua"/>
-          <w:sz w:val="26"/>
-          <w:szCs w:val="26"/>
-        </w:rPr>
-        <w:t xml:space="preserve">? </w:t>
-      </w:r>
-      <w:r>
-        <w:rPr>
-          <w:rFonts w:ascii="Book Antiqua" w:hAnsi="Book Antiqua"/>
-          <w:sz w:val="26"/>
-          <w:szCs w:val="26"/>
-        </w:rPr>
-        <w:t>(</w:t>
-      </w:r>
-      <w:proofErr w:type="gramStart"/>
-      <w:r>
-        <w:rPr>
-          <w:rFonts w:ascii="Book Antiqua" w:hAnsi="Book Antiqua"/>
-          <w:sz w:val="26"/>
-          <w:szCs w:val="26"/>
-        </w:rPr>
-        <w:t>a</w:t>
-      </w:r>
-      <w:proofErr w:type="gramEnd"/>
-      <w:r>
-        <w:rPr>
-          <w:rFonts w:ascii="Book Antiqua" w:hAnsi="Book Antiqua"/>
-          <w:sz w:val="26"/>
-          <w:szCs w:val="26"/>
-        </w:rPr>
-        <w:t xml:space="preserve"> ordem com que os erros ocorrem é irrelevante)</w:t>
-      </w:r>
-      <w:r>
-        <w:rPr>
-          <w:rFonts w:ascii="Book Antiqua" w:hAnsi="Book Antiqua"/>
-          <w:sz w:val="26"/>
-          <w:szCs w:val="26"/>
-        </w:rPr>
-        <w:t>.</w:t>
-      </w:r>
+          <w:sz w:val="26"/>
+          <w:szCs w:val="26"/>
+        </w:rPr>
+      </w:pPr>
       <w:r>
         <w:rPr>
           <w:rFonts w:ascii="Book Antiqua" w:hAnsi="Book Antiqua"/>
@@ -2830,26 +3081,6 @@
         </w:rPr>
         <w:t xml:space="preserve"> </w:t>
       </w:r>
-    </w:p>
-    <w:p>
-      <w:pPr>
-        <w:jc w:val="both"/>
-        <w:rPr>
-          <w:rFonts w:ascii="Book Antiqua" w:hAnsi="Book Antiqua"/>
-          <w:sz w:val="26"/>
-          <w:szCs w:val="26"/>
-        </w:rPr>
-      </w:pPr>
-      <w:r>
-        <w:rPr>
-          <w:rFonts w:ascii="Book Antiqua" w:hAnsi="Book Antiqua"/>
-          <w:sz w:val="26"/>
-          <w:szCs w:val="26"/>
-        </w:rPr>
-        <w:t xml:space="preserve"> </w:t>
-      </w:r>
-      <w:bookmarkStart w:id="0" w:name="_GoBack"/>
-      <w:bookmarkEnd w:id="0"/>
     </w:p>
     <w:sectPr>
       <w:pgSz w:w="11907" w:h="16840" w:code="9"/>
@@ -2861,7 +3092,7 @@
 </file>
 
 <file path=word/numbering.xml><?xml version="1.0" encoding="utf-8"?>
-<w:numbering xmlns:wpc="http://schemas.microsoft.com/office/word/2010/wordprocessingCanvas" xmlns:mc="http://schemas.openxmlformats.org/markup-compatibility/2006" xmlns:o="urn:schemas-microsoft-com:office:office" xmlns:r="http://schemas.openxmlformats.org/officeDocument/2006/relationships" xmlns:m="http://schemas.openxmlformats.org/officeDocument/2006/math" xmlns:v="urn:schemas-microsoft-com:vml" xmlns:wp14="http://schemas.microsoft.com/office/word/2010/wordprocessingDrawing" xmlns:wp="http://schemas.openxmlformats.org/drawingml/2006/wordprocessingDrawing" xmlns:w10="urn:schemas-microsoft-com:office:word" xmlns:w="http://schemas.openxmlformats.org/wordprocessingml/2006/main" xmlns:w14="http://schemas.microsoft.com/office/word/2010/wordml" xmlns:w15="http://schemas.microsoft.com/office/word/2012/wordml" xmlns:wpg="http://schemas.microsoft.com/office/word/2010/wordprocessingGroup" xmlns:wpi="http://schemas.microsoft.com/office/word/2010/wordprocessingInk" xmlns:wne="http://schemas.microsoft.com/office/word/2006/wordml" xmlns:wps="http://schemas.microsoft.com/office/word/2010/wordprocessingShape" mc:Ignorable="w14 w15 wp14">
+<w:numbering xmlns:wpc="http://schemas.microsoft.com/office/word/2010/wordprocessingCanvas" xmlns:cx="http://schemas.microsoft.com/office/drawing/2014/chartex" xmlns:cx1="http://schemas.microsoft.com/office/drawing/2015/9/8/chartex" xmlns:cx2="http://schemas.microsoft.com/office/drawing/2015/10/21/chartex" xmlns:cx3="http://schemas.microsoft.com/office/drawing/2016/5/9/chartex" xmlns:cx4="http://schemas.microsoft.com/office/drawing/2016/5/10/chartex" xmlns:cx5="http://schemas.microsoft.com/office/drawing/2016/5/11/chartex" xmlns:cx6="http://schemas.microsoft.com/office/drawing/2016/5/12/chartex" xmlns:cx7="http://schemas.microsoft.com/office/drawing/2016/5/13/chartex" xmlns:cx8="http://schemas.microsoft.com/office/drawing/2016/5/14/chartex" xmlns:mc="http://schemas.openxmlformats.org/markup-compatibility/2006" xmlns:aink="http://schemas.microsoft.com/office/drawing/2016/ink" xmlns:am3d="http://schemas.microsoft.com/office/drawing/2017/model3d" xmlns:o="urn:schemas-microsoft-com:office:office" xmlns:oel="http://schemas.microsoft.com/office/2019/extlst" xmlns:r="http://schemas.openxmlformats.org/officeDocument/2006/relationships" xmlns:m="http://schemas.openxmlformats.org/officeDocument/2006/math" xmlns:v="urn:schemas-microsoft-com:vml" xmlns:wp14="http://schemas.microsoft.com/office/word/2010/wordprocessingDrawing" xmlns:wp="http://schemas.openxmlformats.org/drawingml/2006/wordprocessingDrawing" xmlns:w10="urn:schemas-microsoft-com:office:word" xmlns:w="http://schemas.openxmlformats.org/wordprocessingml/2006/main" xmlns:w14="http://schemas.microsoft.com/office/word/2010/wordml" xmlns:w15="http://schemas.microsoft.com/office/word/2012/wordml" xmlns:w16cex="http://schemas.microsoft.com/office/word/2018/wordml/cex" xmlns:w16cid="http://schemas.microsoft.com/office/word/2016/wordml/cid" xmlns:w16="http://schemas.microsoft.com/office/word/2018/wordml" xmlns:w16du="http://schemas.microsoft.com/office/word/2023/wordml/word16du" xmlns:w16sdtdh="http://schemas.microsoft.com/office/word/2020/wordml/sdtdatahash" xmlns:w16sdtfl="http://schemas.microsoft.com/office/word/2024/wordml/sdtformatlock" xmlns:w16se="http://schemas.microsoft.com/office/word/2015/wordml/symex" xmlns:wpg="http://schemas.microsoft.com/office/word/2010/wordprocessingGroup" xmlns:wpi="http://schemas.microsoft.com/office/word/2010/wordprocessingInk" xmlns:wne="http://schemas.microsoft.com/office/word/2006/wordml" xmlns:wps="http://schemas.microsoft.com/office/word/2010/wordprocessingShape" mc:Ignorable="w14 w15 w16se w16cid w16 w16cex w16sdtdh w16sdtfl w16du wp14">
   <w:abstractNum w:abstractNumId="0" w15:restartNumberingAfterBreak="0">
     <w:nsid w:val="1273782C"/>
     <w:multiLevelType w:val="hybridMultilevel"/>
@@ -3654,38 +3885,38 @@
       </w:rPr>
     </w:lvl>
   </w:abstractNum>
-  <w:num w:numId="1">
+  <w:num w:numId="1" w16cid:durableId="1240366388">
     <w:abstractNumId w:val="3"/>
   </w:num>
-  <w:num w:numId="2">
+  <w:num w:numId="2" w16cid:durableId="1015423443">
     <w:abstractNumId w:val="5"/>
   </w:num>
-  <w:num w:numId="3">
+  <w:num w:numId="3" w16cid:durableId="138302868">
     <w:abstractNumId w:val="2"/>
   </w:num>
-  <w:num w:numId="4">
+  <w:num w:numId="4" w16cid:durableId="1296568350">
     <w:abstractNumId w:val="8"/>
   </w:num>
-  <w:num w:numId="5">
+  <w:num w:numId="5" w16cid:durableId="5904557">
     <w:abstractNumId w:val="6"/>
   </w:num>
-  <w:num w:numId="6">
+  <w:num w:numId="6" w16cid:durableId="1149053055">
     <w:abstractNumId w:val="7"/>
   </w:num>
-  <w:num w:numId="7">
+  <w:num w:numId="7" w16cid:durableId="881556095">
     <w:abstractNumId w:val="4"/>
   </w:num>
-  <w:num w:numId="8">
+  <w:num w:numId="8" w16cid:durableId="1544752950">
     <w:abstractNumId w:val="0"/>
   </w:num>
-  <w:num w:numId="9">
+  <w:num w:numId="9" w16cid:durableId="743988237">
     <w:abstractNumId w:val="1"/>
   </w:num>
 </w:numbering>
 </file>
 
 <file path=word/styles.xml><?xml version="1.0" encoding="utf-8"?>
-<w:styles xmlns:mc="http://schemas.openxmlformats.org/markup-compatibility/2006" xmlns:r="http://schemas.openxmlformats.org/officeDocument/2006/relationships" xmlns:w="http://schemas.openxmlformats.org/wordprocessingml/2006/main" xmlns:w14="http://schemas.microsoft.com/office/word/2010/wordml" xmlns:w15="http://schemas.microsoft.com/office/word/2012/wordml" mc:Ignorable="w14 w15">
+<w:styles xmlns:mc="http://schemas.openxmlformats.org/markup-compatibility/2006" xmlns:r="http://schemas.openxmlformats.org/officeDocument/2006/relationships" xmlns:w="http://schemas.openxmlformats.org/wordprocessingml/2006/main" xmlns:w14="http://schemas.microsoft.com/office/word/2010/wordml" xmlns:w15="http://schemas.microsoft.com/office/word/2012/wordml" xmlns:w16cex="http://schemas.microsoft.com/office/word/2018/wordml/cex" xmlns:w16cid="http://schemas.microsoft.com/office/word/2016/wordml/cid" xmlns:w16="http://schemas.microsoft.com/office/word/2018/wordml" xmlns:w16du="http://schemas.microsoft.com/office/word/2023/wordml/word16du" xmlns:w16sdtdh="http://schemas.microsoft.com/office/word/2020/wordml/sdtdatahash" xmlns:w16sdtfl="http://schemas.microsoft.com/office/word/2024/wordml/sdtformatlock" xmlns:w16se="http://schemas.microsoft.com/office/word/2015/wordml/symex" mc:Ignorable="w14 w15 w16se w16cid w16 w16cex w16sdtdh w16sdtfl w16du">
   <w:docDefaults>
     <w:rPrDefault>
       <w:rPr>
@@ -3695,7 +3926,7 @@
     </w:rPrDefault>
     <w:pPrDefault/>
   </w:docDefaults>
-  <w:latentStyles w:defLockedState="0" w:defUIPriority="0" w:defSemiHidden="0" w:defUnhideWhenUsed="0" w:defQFormat="0" w:count="371">
+  <w:latentStyles w:defLockedState="0" w:defUIPriority="0" w:defSemiHidden="0" w:defUnhideWhenUsed="0" w:defQFormat="0" w:count="376">
     <w:lsdException w:name="Normal" w:qFormat="1"/>
     <w:lsdException w:name="heading 1" w:qFormat="1"/>
     <w:lsdException w:name="heading 2" w:semiHidden="1" w:unhideWhenUsed="1" w:qFormat="1"/>
@@ -3970,6 +4201,11 @@
     <w:lsdException w:name="List Table 5 Dark Accent 6" w:uiPriority="50"/>
     <w:lsdException w:name="List Table 6 Colorful Accent 6" w:uiPriority="51"/>
     <w:lsdException w:name="List Table 7 Colorful Accent 6" w:uiPriority="52"/>
+    <w:lsdException w:name="Mention" w:semiHidden="1" w:uiPriority="99" w:unhideWhenUsed="1"/>
+    <w:lsdException w:name="Smart Hyperlink" w:semiHidden="1" w:uiPriority="99" w:unhideWhenUsed="1"/>
+    <w:lsdException w:name="Hashtag" w:semiHidden="1" w:uiPriority="99" w:unhideWhenUsed="1"/>
+    <w:lsdException w:name="Unresolved Mention" w:semiHidden="1" w:uiPriority="99" w:unhideWhenUsed="1"/>
+    <w:lsdException w:name="Smart Link" w:semiHidden="1" w:uiPriority="99" w:unhideWhenUsed="1"/>
   </w:latentStyles>
   <w:style w:type="paragraph" w:default="1" w:styleId="Normal">
     <w:name w:val="Normal"/>
